--- a/business_documents/PECH_PETTY_CASH_VOUCHER.docx
+++ b/business_documents/PECH_PETTY_CASH_VOUCHER.docx
@@ -2,21 +2,108 @@
 <file path=word/document.xml><?xml version="1.0" encoding="utf-8"?>
 <w:document xmlns:w="http://schemas.openxmlformats.org/wordprocessingml/2006/main" xmlns:m="http://schemas.openxmlformats.org/officeDocument/2006/math" xmlns:r="http://schemas.openxmlformats.org/officeDocument/2006/relationships" xmlns:o="urn:schemas-microsoft-com:office:office" xmlns:v="urn:schemas-microsoft-com:vml" xmlns:w10="urn:schemas-microsoft-com:office:word" xmlns:a="http://schemas.openxmlformats.org/drawingml/2006/main" xmlns:pic="http://schemas.openxmlformats.org/drawingml/2006/picture" xmlns:wp="http://schemas.openxmlformats.org/drawingml/2006/wordprocessingDrawing">
   <w:body>
+    <w:p>
+      <w:pPr>
+        <w:pBdr>
+          <w:top w:val="single" w:sz="12" w:space="1" w:color="00BFFF"/>
+          <w:bottom w:val="single" w:sz="36" w:space="0" w:color="F5A623"/>
+        </w:pBdr>
+        <w:spacing w:before="0" w:after="240"/>
+      </w:pPr>
+    </w:p>
+    <w:p>
+      <w:pPr>
+        <w:pBdr>
+          <w:bottom w:val="single" w:sz="6" w:space="1" w:color="00BFFF"/>
+        </w:pBdr>
+        <w:spacing w:before="0" w:after="120"/>
+      </w:pPr>
+    </w:p>
+    <w:p>
+      <w:pPr>
+        <w:jc w:val="center"/>
+        <w:spacing w:before="0" w:after="60"/>
+      </w:pPr>
+      <w:r>
+        <w:rPr>
+          <w:i/>
+          <w:color w:val="E08A00"/>
+          <w:sz w:val="18"/>
+          <w:szCs w:val="18"/>
+        </w:rPr>
+        <w:t>Technology &amp; Infrastructure Enablers for Africa</w:t>
+      </w:r>
+    </w:p>
+    <w:p>
+      <w:pPr>
+        <w:jc w:val="center"/>
+        <w:spacing w:before="200" w:after="40"/>
+      </w:pPr>
+      <w:r>
+        <w:rPr>
+          <w:b/>
+          <w:color w:val="0099CC"/>
+          <w:sz w:val="28"/>
+          <w:szCs w:val="28"/>
+        </w:rPr>
+        <w:t>PECH GROUP HOLDINGS LTD</w:t>
+      </w:r>
+    </w:p>
+    <w:p>
+      <w:pPr>
+        <w:pBdr>
+          <w:top w:val="single" w:sz="36" w:space="0" w:color="F5A623"/>
+          <w:bottom w:val="single" w:sz="12" w:space="1" w:color="00BFFF"/>
+        </w:pBdr>
+        <w:spacing w:after="0"/>
+      </w:pPr>
+    </w:p>
     <w:bookmarkStart w:id="37" w:name="pech-group-holdings-ltd"/>
     <w:p>
       <w:pPr>
         <w:pStyle w:val="Heading1"/>
-      </w:pPr>
-      <w:r>
+        <w:rPr>
+          <w:color w:val="0099CC"/>
+        </w:rPr>
+        <w:pBdr>
+          <w:bottom w:val="single" w:sz="18" w:space="2" w:color="F5A623"/>
+        </w:pBdr>
+      </w:pPr>
+      <w:r>
+        <w:rPr>
+          <w:b/>
+          <w:color w:val="0099CC"/>
+          <w:sz w:val="44"/>
+        </w:rPr>
         <w:t xml:space="preserve">PECH GROUP HOLDINGS LTD</w:t>
       </w:r>
     </w:p>
     <w:bookmarkStart w:id="22" w:name="petty-cash-voucher"/>
     <w:p>
       <w:pPr>
+        <w:pBdr>
+          <w:top w:val="single" w:sz="18" w:space="1" w:color="F5A623"/>
+          <w:bottom w:val="single" w:sz="6" w:space="1" w:color="0099CC"/>
+        </w:pBdr>
+        <w:spacing w:before="200" w:after="200"/>
+      </w:pPr>
+    </w:p>
+    <w:p>
+      <w:pPr>
         <w:pStyle w:val="Heading2"/>
-      </w:pPr>
-      <w:r>
+        <w:rPr>
+          <w:color w:val="0099CC"/>
+        </w:rPr>
+        <w:pBdr>
+          <w:bottom w:val="single" w:sz="6" w:space="2" w:color="00BFFF"/>
+        </w:pBdr>
+      </w:pPr>
+      <w:r>
+        <w:rPr>
+          <w:b/>
+          <w:color w:val="0099CC"/>
+          <w:sz w:val="32"/>
+        </w:rPr>
         <w:t xml:space="preserve">PETTY CASH VOUCHER</w:t>
       </w:r>
     </w:p>
@@ -24,8 +111,16 @@
     <w:p>
       <w:pPr>
         <w:pStyle w:val="Heading3"/>
-      </w:pPr>
-      <w:r>
+        <w:rPr>
+          <w:color w:val="E08A00"/>
+        </w:rPr>
+      </w:pPr>
+      <w:r>
+        <w:rPr>
+          <w:b/>
+          <w:color w:val="E08A00"/>
+          <w:sz w:val="26"/>
+        </w:rPr>
         <w:t xml:space="preserve">CONFIDENTIAL</w:t>
       </w:r>
     </w:p>
@@ -99,6 +194,10 @@
     <w:p>
       <w:pPr>
         <w:pStyle w:val="BlockText"/>
+        <w:pBdr>
+          <w:left w:val="single" w:sz="24" w:space="6" w:color="F5A623"/>
+        </w:pBdr>
+        <w:shd w:fill="FFF8E1" w:val="clear"/>
       </w:pPr>
       <w:r>
         <w:rPr>
@@ -126,9 +225,29 @@
     <w:bookmarkStart w:id="23" w:name="voucher-details"/>
     <w:p>
       <w:pPr>
+        <w:pBdr>
+          <w:top w:val="single" w:sz="18" w:space="1" w:color="F5A623"/>
+          <w:bottom w:val="single" w:sz="6" w:space="1" w:color="0099CC"/>
+        </w:pBdr>
+        <w:spacing w:before="200" w:after="200"/>
+      </w:pPr>
+    </w:p>
+    <w:p>
+      <w:pPr>
         <w:pStyle w:val="Heading2"/>
-      </w:pPr>
-      <w:r>
+        <w:rPr>
+          <w:color w:val="0099CC"/>
+        </w:rPr>
+        <w:pBdr>
+          <w:bottom w:val="single" w:sz="6" w:space="2" w:color="00BFFF"/>
+        </w:pBdr>
+      </w:pPr>
+      <w:r>
+        <w:rPr>
+          <w:b/>
+          <w:color w:val="0099CC"/>
+          <w:sz w:val="32"/>
+        </w:rPr>
         <w:t xml:space="preserve">VOUCHER DETAILS</w:t>
       </w:r>
     </w:p>
@@ -138,6 +257,14 @@
         <w:tblW w:type="auto" w:w="0"/>
         <w:tblLook w:firstRow="1" w:lastRow="0" w:firstColumn="0" w:lastColumn="0" w:noHBand="0" w:noVBand="0" w:val="0020"/>
         <w:jc w:val="start"/>
+        <w:tblBorders>
+          <w:top w:val="single" w:sz="4" w:space="0" w:color="B0D4E8"/>
+          <w:left w:val="single" w:sz="4" w:space="0" w:color="B0D4E8"/>
+          <w:bottom w:val="single" w:sz="4" w:space="0" w:color="B0D4E8"/>
+          <w:right w:val="single" w:sz="4" w:space="0" w:color="B0D4E8"/>
+          <w:insideH w:val="single" w:sz="4" w:space="0" w:color="B0D4E8"/>
+          <w:insideV w:val="single" w:sz="4" w:space="0" w:color="B0D4E8"/>
+        </w:tblBorders>
       </w:tblPr>
       <w:tblGrid>
         <w:gridCol w:w="3960"/>
@@ -148,25 +275,39 @@
           <w:tblHeader w:val="true"/>
         </w:trPr>
         <w:tc>
-          <w:tcPr/>
-          <w:p>
-            <w:pPr>
-              <w:pStyle w:val="Compact"/>
-              <w:jc w:val="left"/>
-            </w:pPr>
-            <w:r>
+          <w:tcPr>
+            <w:shd w:fill="0099CC" w:val="clear"/>
+          </w:tcPr>
+          <w:p>
+            <w:pPr>
+              <w:pStyle w:val="Compact"/>
+              <w:jc w:val="left"/>
+            </w:pPr>
+            <w:r>
+              <w:rPr>
+                <w:b/>
+                <w:color w:val="FFFFFF"/>
+                <w:sz w:val="20"/>
+              </w:rPr>
               <w:t xml:space="preserve">Field</w:t>
             </w:r>
           </w:p>
         </w:tc>
         <w:tc>
-          <w:tcPr/>
-          <w:p>
-            <w:pPr>
-              <w:pStyle w:val="Compact"/>
-              <w:jc w:val="left"/>
-            </w:pPr>
-            <w:r>
+          <w:tcPr>
+            <w:shd w:fill="0099CC" w:val="clear"/>
+          </w:tcPr>
+          <w:p>
+            <w:pPr>
+              <w:pStyle w:val="Compact"/>
+              <w:jc w:val="left"/>
+            </w:pPr>
+            <w:r>
+              <w:rPr>
+                <w:b/>
+                <w:color w:val="FFFFFF"/>
+                <w:sz w:val="20"/>
+              </w:rPr>
               <w:t xml:space="preserve">Details</w:t>
             </w:r>
           </w:p>
@@ -174,25 +315,37 @@
       </w:tr>
       <w:tr>
         <w:tc>
-          <w:tcPr/>
-          <w:p>
-            <w:pPr>
-              <w:pStyle w:val="Compact"/>
-              <w:jc w:val="left"/>
-            </w:pPr>
-            <w:r>
+          <w:tcPr>
+            <w:shd w:fill="FFFFFF" w:val="clear"/>
+          </w:tcPr>
+          <w:p>
+            <w:pPr>
+              <w:pStyle w:val="Compact"/>
+              <w:jc w:val="left"/>
+            </w:pPr>
+            <w:r>
+              <w:rPr>
+                <w:color w:val="1A1A1A"/>
+                <w:sz w:val="19"/>
+              </w:rPr>
               <w:t xml:space="preserve">Voucher Number</w:t>
             </w:r>
           </w:p>
         </w:tc>
         <w:tc>
-          <w:tcPr/>
-          <w:p>
-            <w:pPr>
-              <w:pStyle w:val="Compact"/>
-              <w:jc w:val="left"/>
-            </w:pPr>
-            <w:r>
+          <w:tcPr>
+            <w:shd w:fill="FFFFFF" w:val="clear"/>
+          </w:tcPr>
+          <w:p>
+            <w:pPr>
+              <w:pStyle w:val="Compact"/>
+              <w:jc w:val="left"/>
+            </w:pPr>
+            <w:r>
+              <w:rPr>
+                <w:color w:val="1A1A1A"/>
+                <w:sz w:val="19"/>
+              </w:rPr>
               <w:t xml:space="preserve">__________________________________________</w:t>
             </w:r>
           </w:p>
@@ -200,25 +353,37 @@
       </w:tr>
       <w:tr>
         <w:tc>
-          <w:tcPr/>
-          <w:p>
-            <w:pPr>
-              <w:pStyle w:val="Compact"/>
-              <w:jc w:val="left"/>
-            </w:pPr>
-            <w:r>
+          <w:tcPr>
+            <w:shd w:fill="E8F8FF" w:val="clear"/>
+          </w:tcPr>
+          <w:p>
+            <w:pPr>
+              <w:pStyle w:val="Compact"/>
+              <w:jc w:val="left"/>
+            </w:pPr>
+            <w:r>
+              <w:rPr>
+                <w:color w:val="1A1A1A"/>
+                <w:sz w:val="19"/>
+              </w:rPr>
               <w:t xml:space="preserve">Date</w:t>
             </w:r>
           </w:p>
         </w:tc>
         <w:tc>
-          <w:tcPr/>
-          <w:p>
-            <w:pPr>
-              <w:pStyle w:val="Compact"/>
-              <w:jc w:val="left"/>
-            </w:pPr>
-            <w:r>
+          <w:tcPr>
+            <w:shd w:fill="E8F8FF" w:val="clear"/>
+          </w:tcPr>
+          <w:p>
+            <w:pPr>
+              <w:pStyle w:val="Compact"/>
+              <w:jc w:val="left"/>
+            </w:pPr>
+            <w:r>
+              <w:rPr>
+                <w:color w:val="1A1A1A"/>
+                <w:sz w:val="19"/>
+              </w:rPr>
               <w:t xml:space="preserve">__________________________________________</w:t>
             </w:r>
           </w:p>
@@ -226,25 +391,37 @@
       </w:tr>
       <w:tr>
         <w:tc>
-          <w:tcPr/>
-          <w:p>
-            <w:pPr>
-              <w:pStyle w:val="Compact"/>
-              <w:jc w:val="left"/>
-            </w:pPr>
-            <w:r>
+          <w:tcPr>
+            <w:shd w:fill="FFFFFF" w:val="clear"/>
+          </w:tcPr>
+          <w:p>
+            <w:pPr>
+              <w:pStyle w:val="Compact"/>
+              <w:jc w:val="left"/>
+            </w:pPr>
+            <w:r>
+              <w:rPr>
+                <w:color w:val="1A1A1A"/>
+                <w:sz w:val="19"/>
+              </w:rPr>
               <w:t xml:space="preserve">Requested By</w:t>
             </w:r>
           </w:p>
         </w:tc>
         <w:tc>
-          <w:tcPr/>
-          <w:p>
-            <w:pPr>
-              <w:pStyle w:val="Compact"/>
-              <w:jc w:val="left"/>
-            </w:pPr>
-            <w:r>
+          <w:tcPr>
+            <w:shd w:fill="FFFFFF" w:val="clear"/>
+          </w:tcPr>
+          <w:p>
+            <w:pPr>
+              <w:pStyle w:val="Compact"/>
+              <w:jc w:val="left"/>
+            </w:pPr>
+            <w:r>
+              <w:rPr>
+                <w:color w:val="1A1A1A"/>
+                <w:sz w:val="19"/>
+              </w:rPr>
               <w:t xml:space="preserve">__________________________________________</w:t>
             </w:r>
           </w:p>
@@ -252,25 +429,37 @@
       </w:tr>
       <w:tr>
         <w:tc>
-          <w:tcPr/>
-          <w:p>
-            <w:pPr>
-              <w:pStyle w:val="Compact"/>
-              <w:jc w:val="left"/>
-            </w:pPr>
-            <w:r>
+          <w:tcPr>
+            <w:shd w:fill="E8F8FF" w:val="clear"/>
+          </w:tcPr>
+          <w:p>
+            <w:pPr>
+              <w:pStyle w:val="Compact"/>
+              <w:jc w:val="left"/>
+            </w:pPr>
+            <w:r>
+              <w:rPr>
+                <w:color w:val="1A1A1A"/>
+                <w:sz w:val="19"/>
+              </w:rPr>
               <w:t xml:space="preserve">Department</w:t>
             </w:r>
           </w:p>
         </w:tc>
         <w:tc>
-          <w:tcPr/>
-          <w:p>
-            <w:pPr>
-              <w:pStyle w:val="Compact"/>
-              <w:jc w:val="left"/>
-            </w:pPr>
-            <w:r>
+          <w:tcPr>
+            <w:shd w:fill="E8F8FF" w:val="clear"/>
+          </w:tcPr>
+          <w:p>
+            <w:pPr>
+              <w:pStyle w:val="Compact"/>
+              <w:jc w:val="left"/>
+            </w:pPr>
+            <w:r>
+              <w:rPr>
+                <w:color w:val="1A1A1A"/>
+                <w:sz w:val="19"/>
+              </w:rPr>
               <w:t xml:space="preserve">__________________________________________</w:t>
             </w:r>
           </w:p>
@@ -278,25 +467,37 @@
       </w:tr>
       <w:tr>
         <w:tc>
-          <w:tcPr/>
-          <w:p>
-            <w:pPr>
-              <w:pStyle w:val="Compact"/>
-              <w:jc w:val="left"/>
-            </w:pPr>
-            <w:r>
+          <w:tcPr>
+            <w:shd w:fill="FFFFFF" w:val="clear"/>
+          </w:tcPr>
+          <w:p>
+            <w:pPr>
+              <w:pStyle w:val="Compact"/>
+              <w:jc w:val="left"/>
+            </w:pPr>
+            <w:r>
+              <w:rPr>
+                <w:color w:val="1A1A1A"/>
+                <w:sz w:val="19"/>
+              </w:rPr>
               <w:t xml:space="preserve">Employee ID</w:t>
             </w:r>
           </w:p>
         </w:tc>
         <w:tc>
-          <w:tcPr/>
-          <w:p>
-            <w:pPr>
-              <w:pStyle w:val="Compact"/>
-              <w:jc w:val="left"/>
-            </w:pPr>
-            <w:r>
+          <w:tcPr>
+            <w:shd w:fill="FFFFFF" w:val="clear"/>
+          </w:tcPr>
+          <w:p>
+            <w:pPr>
+              <w:pStyle w:val="Compact"/>
+              <w:jc w:val="left"/>
+            </w:pPr>
+            <w:r>
+              <w:rPr>
+                <w:color w:val="1A1A1A"/>
+                <w:sz w:val="19"/>
+              </w:rPr>
               <w:t xml:space="preserve">__________________________________________</w:t>
             </w:r>
           </w:p>
@@ -314,9 +515,29 @@
     <w:bookmarkStart w:id="25" w:name="expense-details"/>
     <w:p>
       <w:pPr>
+        <w:pBdr>
+          <w:top w:val="single" w:sz="18" w:space="1" w:color="F5A623"/>
+          <w:bottom w:val="single" w:sz="6" w:space="1" w:color="0099CC"/>
+        </w:pBdr>
+        <w:spacing w:before="200" w:after="200"/>
+      </w:pPr>
+    </w:p>
+    <w:p>
+      <w:pPr>
         <w:pStyle w:val="Heading2"/>
-      </w:pPr>
-      <w:r>
+        <w:rPr>
+          <w:color w:val="0099CC"/>
+        </w:rPr>
+        <w:pBdr>
+          <w:bottom w:val="single" w:sz="6" w:space="2" w:color="00BFFF"/>
+        </w:pBdr>
+      </w:pPr>
+      <w:r>
+        <w:rPr>
+          <w:b/>
+          <w:color w:val="0099CC"/>
+          <w:sz w:val="32"/>
+        </w:rPr>
         <w:t xml:space="preserve">EXPENSE DETAILS</w:t>
       </w:r>
     </w:p>
@@ -324,8 +545,16 @@
     <w:p>
       <w:pPr>
         <w:pStyle w:val="Heading3"/>
-      </w:pPr>
-      <w:r>
+        <w:rPr>
+          <w:color w:val="E08A00"/>
+        </w:rPr>
+      </w:pPr>
+      <w:r>
+        <w:rPr>
+          <w:b/>
+          <w:color w:val="E08A00"/>
+          <w:sz w:val="26"/>
+        </w:rPr>
         <w:t xml:space="preserve">Purpose / Description of Expense</w:t>
       </w:r>
     </w:p>
@@ -362,9 +591,29 @@
     <w:bookmarkStart w:id="26" w:name="expense-breakdown"/>
     <w:p>
       <w:pPr>
+        <w:pBdr>
+          <w:top w:val="single" w:sz="18" w:space="1" w:color="F5A623"/>
+          <w:bottom w:val="single" w:sz="6" w:space="1" w:color="0099CC"/>
+        </w:pBdr>
+        <w:spacing w:before="200" w:after="200"/>
+      </w:pPr>
+    </w:p>
+    <w:p>
+      <w:pPr>
         <w:pStyle w:val="Heading2"/>
-      </w:pPr>
-      <w:r>
+        <w:rPr>
+          <w:color w:val="0099CC"/>
+        </w:rPr>
+        <w:pBdr>
+          <w:bottom w:val="single" w:sz="6" w:space="2" w:color="00BFFF"/>
+        </w:pBdr>
+      </w:pPr>
+      <w:r>
+        <w:rPr>
+          <w:b/>
+          <w:color w:val="0099CC"/>
+          <w:sz w:val="32"/>
+        </w:rPr>
         <w:t xml:space="preserve">EXPENSE BREAKDOWN</w:t>
       </w:r>
     </w:p>
@@ -374,6 +623,14 @@
         <w:tblW w:type="auto" w:w="0"/>
         <w:tblLook w:firstRow="1" w:lastRow="0" w:firstColumn="0" w:lastColumn="0" w:noHBand="0" w:noVBand="0" w:val="0020"/>
         <w:jc w:val="start"/>
+        <w:tblBorders>
+          <w:top w:val="single" w:sz="4" w:space="0" w:color="B0D4E8"/>
+          <w:left w:val="single" w:sz="4" w:space="0" w:color="B0D4E8"/>
+          <w:bottom w:val="single" w:sz="4" w:space="0" w:color="B0D4E8"/>
+          <w:right w:val="single" w:sz="4" w:space="0" w:color="B0D4E8"/>
+          <w:insideH w:val="single" w:sz="4" w:space="0" w:color="B0D4E8"/>
+          <w:insideV w:val="single" w:sz="4" w:space="0" w:color="B0D4E8"/>
+        </w:tblBorders>
       </w:tblPr>
       <w:tblGrid>
         <w:gridCol w:w="2640"/>
@@ -385,37 +642,58 @@
           <w:tblHeader w:val="true"/>
         </w:trPr>
         <w:tc>
-          <w:tcPr/>
-          <w:p>
-            <w:pPr>
-              <w:pStyle w:val="Compact"/>
-              <w:jc w:val="left"/>
-            </w:pPr>
-            <w:r>
+          <w:tcPr>
+            <w:shd w:fill="0099CC" w:val="clear"/>
+          </w:tcPr>
+          <w:p>
+            <w:pPr>
+              <w:pStyle w:val="Compact"/>
+              <w:jc w:val="left"/>
+            </w:pPr>
+            <w:r>
+              <w:rPr>
+                <w:b/>
+                <w:color w:val="FFFFFF"/>
+                <w:sz w:val="20"/>
+              </w:rPr>
               <w:t xml:space="preserve">S/N</w:t>
             </w:r>
           </w:p>
         </w:tc>
         <w:tc>
-          <w:tcPr/>
-          <w:p>
-            <w:pPr>
-              <w:pStyle w:val="Compact"/>
-              <w:jc w:val="left"/>
-            </w:pPr>
-            <w:r>
+          <w:tcPr>
+            <w:shd w:fill="0099CC" w:val="clear"/>
+          </w:tcPr>
+          <w:p>
+            <w:pPr>
+              <w:pStyle w:val="Compact"/>
+              <w:jc w:val="left"/>
+            </w:pPr>
+            <w:r>
+              <w:rPr>
+                <w:b/>
+                <w:color w:val="FFFFFF"/>
+                <w:sz w:val="20"/>
+              </w:rPr>
               <w:t xml:space="preserve">Description</w:t>
             </w:r>
           </w:p>
         </w:tc>
         <w:tc>
-          <w:tcPr/>
-          <w:p>
-            <w:pPr>
-              <w:pStyle w:val="Compact"/>
-              <w:jc w:val="left"/>
-            </w:pPr>
-            <w:r>
+          <w:tcPr>
+            <w:shd w:fill="0099CC" w:val="clear"/>
+          </w:tcPr>
+          <w:p>
+            <w:pPr>
+              <w:pStyle w:val="Compact"/>
+              <w:jc w:val="left"/>
+            </w:pPr>
+            <w:r>
+              <w:rPr>
+                <w:b/>
+                <w:color w:val="FFFFFF"/>
+                <w:sz w:val="20"/>
+              </w:rPr>
               <w:t xml:space="preserve">Amount (NGN)</w:t>
             </w:r>
           </w:p>
@@ -423,27 +701,37 @@
       </w:tr>
       <w:tr>
         <w:tc>
-          <w:tcPr/>
-          <w:p>
-            <w:pPr>
-              <w:pStyle w:val="Compact"/>
-              <w:jc w:val="left"/>
-            </w:pPr>
-            <w:r>
+          <w:tcPr>
+            <w:shd w:fill="FFFFFF" w:val="clear"/>
+          </w:tcPr>
+          <w:p>
+            <w:pPr>
+              <w:pStyle w:val="Compact"/>
+              <w:jc w:val="left"/>
+            </w:pPr>
+            <w:r>
+              <w:rPr>
+                <w:color w:val="1A1A1A"/>
+                <w:sz w:val="19"/>
+              </w:rPr>
               <w:t xml:space="preserve">1</w:t>
             </w:r>
           </w:p>
         </w:tc>
         <w:tc>
-          <w:tcPr/>
-          <w:p>
-            <w:pPr>
-              <w:pStyle w:val="Compact"/>
-            </w:pPr>
-          </w:p>
-        </w:tc>
-        <w:tc>
-          <w:tcPr/>
+          <w:tcPr>
+            <w:shd w:fill="FFFFFF" w:val="clear"/>
+          </w:tcPr>
+          <w:p>
+            <w:pPr>
+              <w:pStyle w:val="Compact"/>
+            </w:pPr>
+          </w:p>
+        </w:tc>
+        <w:tc>
+          <w:tcPr>
+            <w:shd w:fill="FFFFFF" w:val="clear"/>
+          </w:tcPr>
           <w:p>
             <w:pPr>
               <w:pStyle w:val="Compact"/>
@@ -453,27 +741,37 @@
       </w:tr>
       <w:tr>
         <w:tc>
-          <w:tcPr/>
-          <w:p>
-            <w:pPr>
-              <w:pStyle w:val="Compact"/>
-              <w:jc w:val="left"/>
-            </w:pPr>
-            <w:r>
+          <w:tcPr>
+            <w:shd w:fill="E8F8FF" w:val="clear"/>
+          </w:tcPr>
+          <w:p>
+            <w:pPr>
+              <w:pStyle w:val="Compact"/>
+              <w:jc w:val="left"/>
+            </w:pPr>
+            <w:r>
+              <w:rPr>
+                <w:color w:val="1A1A1A"/>
+                <w:sz w:val="19"/>
+              </w:rPr>
               <w:t xml:space="preserve">2</w:t>
             </w:r>
           </w:p>
         </w:tc>
         <w:tc>
-          <w:tcPr/>
-          <w:p>
-            <w:pPr>
-              <w:pStyle w:val="Compact"/>
-            </w:pPr>
-          </w:p>
-        </w:tc>
-        <w:tc>
-          <w:tcPr/>
+          <w:tcPr>
+            <w:shd w:fill="E8F8FF" w:val="clear"/>
+          </w:tcPr>
+          <w:p>
+            <w:pPr>
+              <w:pStyle w:val="Compact"/>
+            </w:pPr>
+          </w:p>
+        </w:tc>
+        <w:tc>
+          <w:tcPr>
+            <w:shd w:fill="E8F8FF" w:val="clear"/>
+          </w:tcPr>
           <w:p>
             <w:pPr>
               <w:pStyle w:val="Compact"/>
@@ -483,27 +781,37 @@
       </w:tr>
       <w:tr>
         <w:tc>
-          <w:tcPr/>
-          <w:p>
-            <w:pPr>
-              <w:pStyle w:val="Compact"/>
-              <w:jc w:val="left"/>
-            </w:pPr>
-            <w:r>
+          <w:tcPr>
+            <w:shd w:fill="FFFFFF" w:val="clear"/>
+          </w:tcPr>
+          <w:p>
+            <w:pPr>
+              <w:pStyle w:val="Compact"/>
+              <w:jc w:val="left"/>
+            </w:pPr>
+            <w:r>
+              <w:rPr>
+                <w:color w:val="1A1A1A"/>
+                <w:sz w:val="19"/>
+              </w:rPr>
               <w:t xml:space="preserve">3</w:t>
             </w:r>
           </w:p>
         </w:tc>
         <w:tc>
-          <w:tcPr/>
-          <w:p>
-            <w:pPr>
-              <w:pStyle w:val="Compact"/>
-            </w:pPr>
-          </w:p>
-        </w:tc>
-        <w:tc>
-          <w:tcPr/>
+          <w:tcPr>
+            <w:shd w:fill="FFFFFF" w:val="clear"/>
+          </w:tcPr>
+          <w:p>
+            <w:pPr>
+              <w:pStyle w:val="Compact"/>
+            </w:pPr>
+          </w:p>
+        </w:tc>
+        <w:tc>
+          <w:tcPr>
+            <w:shd w:fill="FFFFFF" w:val="clear"/>
+          </w:tcPr>
           <w:p>
             <w:pPr>
               <w:pStyle w:val="Compact"/>
@@ -513,27 +821,37 @@
       </w:tr>
       <w:tr>
         <w:tc>
-          <w:tcPr/>
-          <w:p>
-            <w:pPr>
-              <w:pStyle w:val="Compact"/>
-              <w:jc w:val="left"/>
-            </w:pPr>
-            <w:r>
+          <w:tcPr>
+            <w:shd w:fill="E8F8FF" w:val="clear"/>
+          </w:tcPr>
+          <w:p>
+            <w:pPr>
+              <w:pStyle w:val="Compact"/>
+              <w:jc w:val="left"/>
+            </w:pPr>
+            <w:r>
+              <w:rPr>
+                <w:color w:val="1A1A1A"/>
+                <w:sz w:val="19"/>
+              </w:rPr>
               <w:t xml:space="preserve">4</w:t>
             </w:r>
           </w:p>
         </w:tc>
         <w:tc>
-          <w:tcPr/>
-          <w:p>
-            <w:pPr>
-              <w:pStyle w:val="Compact"/>
-            </w:pPr>
-          </w:p>
-        </w:tc>
-        <w:tc>
-          <w:tcPr/>
+          <w:tcPr>
+            <w:shd w:fill="E8F8FF" w:val="clear"/>
+          </w:tcPr>
+          <w:p>
+            <w:pPr>
+              <w:pStyle w:val="Compact"/>
+            </w:pPr>
+          </w:p>
+        </w:tc>
+        <w:tc>
+          <w:tcPr>
+            <w:shd w:fill="E8F8FF" w:val="clear"/>
+          </w:tcPr>
           <w:p>
             <w:pPr>
               <w:pStyle w:val="Compact"/>
@@ -543,27 +861,37 @@
       </w:tr>
       <w:tr>
         <w:tc>
-          <w:tcPr/>
-          <w:p>
-            <w:pPr>
-              <w:pStyle w:val="Compact"/>
-              <w:jc w:val="left"/>
-            </w:pPr>
-            <w:r>
+          <w:tcPr>
+            <w:shd w:fill="FFFFFF" w:val="clear"/>
+          </w:tcPr>
+          <w:p>
+            <w:pPr>
+              <w:pStyle w:val="Compact"/>
+              <w:jc w:val="left"/>
+            </w:pPr>
+            <w:r>
+              <w:rPr>
+                <w:color w:val="1A1A1A"/>
+                <w:sz w:val="19"/>
+              </w:rPr>
               <w:t xml:space="preserve">5</w:t>
             </w:r>
           </w:p>
         </w:tc>
         <w:tc>
-          <w:tcPr/>
-          <w:p>
-            <w:pPr>
-              <w:pStyle w:val="Compact"/>
-            </w:pPr>
-          </w:p>
-        </w:tc>
-        <w:tc>
-          <w:tcPr/>
+          <w:tcPr>
+            <w:shd w:fill="FFFFFF" w:val="clear"/>
+          </w:tcPr>
+          <w:p>
+            <w:pPr>
+              <w:pStyle w:val="Compact"/>
+            </w:pPr>
+          </w:p>
+        </w:tc>
+        <w:tc>
+          <w:tcPr>
+            <w:shd w:fill="FFFFFF" w:val="clear"/>
+          </w:tcPr>
           <w:p>
             <w:pPr>
               <w:pStyle w:val="Compact"/>
@@ -583,9 +911,29 @@
     <w:bookmarkStart w:id="27" w:name="expense-summary"/>
     <w:p>
       <w:pPr>
+        <w:pBdr>
+          <w:top w:val="single" w:sz="18" w:space="1" w:color="F5A623"/>
+          <w:bottom w:val="single" w:sz="6" w:space="1" w:color="0099CC"/>
+        </w:pBdr>
+        <w:spacing w:before="200" w:after="200"/>
+      </w:pPr>
+    </w:p>
+    <w:p>
+      <w:pPr>
         <w:pStyle w:val="Heading2"/>
-      </w:pPr>
-      <w:r>
+        <w:rPr>
+          <w:color w:val="0099CC"/>
+        </w:rPr>
+        <w:pBdr>
+          <w:bottom w:val="single" w:sz="6" w:space="2" w:color="00BFFF"/>
+        </w:pBdr>
+      </w:pPr>
+      <w:r>
+        <w:rPr>
+          <w:b/>
+          <w:color w:val="0099CC"/>
+          <w:sz w:val="32"/>
+        </w:rPr>
         <w:t xml:space="preserve">EXPENSE SUMMARY</w:t>
       </w:r>
     </w:p>
@@ -595,6 +943,14 @@
         <w:tblW w:type="pct" w:w="5000"/>
         <w:tblLook w:firstRow="1" w:lastRow="0" w:firstColumn="0" w:lastColumn="0" w:noHBand="0" w:noVBand="0" w:val="0020"/>
         <w:jc w:val="start"/>
+        <w:tblBorders>
+          <w:top w:val="single" w:sz="4" w:space="0" w:color="B0D4E8"/>
+          <w:left w:val="single" w:sz="4" w:space="0" w:color="B0D4E8"/>
+          <w:bottom w:val="single" w:sz="4" w:space="0" w:color="B0D4E8"/>
+          <w:right w:val="single" w:sz="4" w:space="0" w:color="B0D4E8"/>
+          <w:insideH w:val="single" w:sz="4" w:space="0" w:color="B0D4E8"/>
+          <w:insideV w:val="single" w:sz="4" w:space="0" w:color="B0D4E8"/>
+        </w:tblBorders>
       </w:tblPr>
       <w:tblGrid>
         <w:gridCol w:w="3960"/>
@@ -605,21 +961,30 @@
           <w:tblHeader w:val="true"/>
         </w:trPr>
         <w:tc>
-          <w:tcPr/>
-          <w:p>
-            <w:pPr>
-              <w:pStyle w:val="Compact"/>
-            </w:pPr>
-          </w:p>
-        </w:tc>
-        <w:tc>
-          <w:tcPr/>
-          <w:p>
-            <w:pPr>
-              <w:pStyle w:val="Compact"/>
-              <w:jc w:val="left"/>
-            </w:pPr>
-            <w:r>
+          <w:tcPr>
+            <w:shd w:fill="0099CC" w:val="clear"/>
+          </w:tcPr>
+          <w:p>
+            <w:pPr>
+              <w:pStyle w:val="Compact"/>
+            </w:pPr>
+          </w:p>
+        </w:tc>
+        <w:tc>
+          <w:tcPr>
+            <w:shd w:fill="0099CC" w:val="clear"/>
+          </w:tcPr>
+          <w:p>
+            <w:pPr>
+              <w:pStyle w:val="Compact"/>
+              <w:jc w:val="left"/>
+            </w:pPr>
+            <w:r>
+              <w:rPr>
+                <w:b/>
+                <w:color w:val="FFFFFF"/>
+                <w:sz w:val="20"/>
+              </w:rPr>
               <w:t xml:space="preserve">Amount (NGN)</w:t>
             </w:r>
           </w:p>
@@ -627,7 +992,9 @@
       </w:tr>
       <w:tr>
         <w:tc>
-          <w:tcPr/>
+          <w:tcPr>
+            <w:shd w:fill="FFFFFF" w:val="clear"/>
+          </w:tcPr>
           <w:p>
             <w:pPr>
               <w:pStyle w:val="Compact"/>
@@ -637,19 +1004,27 @@
               <w:rPr>
                 <w:bCs/>
                 <w:b/>
+                <w:color w:val="1A1A1A"/>
+                <w:sz w:val="19"/>
               </w:rPr>
               <w:t xml:space="preserve">Total Amount Requested</w:t>
             </w:r>
           </w:p>
         </w:tc>
         <w:tc>
-          <w:tcPr/>
-          <w:p>
-            <w:pPr>
-              <w:pStyle w:val="Compact"/>
-              <w:jc w:val="left"/>
-            </w:pPr>
-            <w:r>
+          <w:tcPr>
+            <w:shd w:fill="FFFFFF" w:val="clear"/>
+          </w:tcPr>
+          <w:p>
+            <w:pPr>
+              <w:pStyle w:val="Compact"/>
+              <w:jc w:val="left"/>
+            </w:pPr>
+            <w:r>
+              <w:rPr>
+                <w:color w:val="1A1A1A"/>
+                <w:sz w:val="19"/>
+              </w:rPr>
               <w:t xml:space="preserve">__________________________________________</w:t>
             </w:r>
           </w:p>
@@ -657,7 +1032,9 @@
       </w:tr>
       <w:tr>
         <w:tc>
-          <w:tcPr/>
+          <w:tcPr>
+            <w:shd w:fill="E8F8FF" w:val="clear"/>
+          </w:tcPr>
           <w:p>
             <w:pPr>
               <w:pStyle w:val="Compact"/>
@@ -667,19 +1044,27 @@
               <w:rPr>
                 <w:bCs/>
                 <w:b/>
+                <w:color w:val="1A1A1A"/>
+                <w:sz w:val="19"/>
               </w:rPr>
               <w:t xml:space="preserve">Amount in Words</w:t>
             </w:r>
           </w:p>
         </w:tc>
         <w:tc>
-          <w:tcPr/>
-          <w:p>
-            <w:pPr>
-              <w:pStyle w:val="Compact"/>
-              <w:jc w:val="left"/>
-            </w:pPr>
-            <w:r>
+          <w:tcPr>
+            <w:shd w:fill="E8F8FF" w:val="clear"/>
+          </w:tcPr>
+          <w:p>
+            <w:pPr>
+              <w:pStyle w:val="Compact"/>
+              <w:jc w:val="left"/>
+            </w:pPr>
+            <w:r>
+              <w:rPr>
+                <w:color w:val="1A1A1A"/>
+                <w:sz w:val="19"/>
+              </w:rPr>
               <w:t xml:space="preserve">__________________________________________</w:t>
             </w:r>
           </w:p>
@@ -697,9 +1082,29 @@
     <w:bookmarkStart w:id="28" w:name="expense-category"/>
     <w:p>
       <w:pPr>
+        <w:pBdr>
+          <w:top w:val="single" w:sz="18" w:space="1" w:color="F5A623"/>
+          <w:bottom w:val="single" w:sz="6" w:space="1" w:color="0099CC"/>
+        </w:pBdr>
+        <w:spacing w:before="200" w:after="200"/>
+      </w:pPr>
+    </w:p>
+    <w:p>
+      <w:pPr>
         <w:pStyle w:val="Heading2"/>
-      </w:pPr>
-      <w:r>
+        <w:rPr>
+          <w:color w:val="0099CC"/>
+        </w:rPr>
+        <w:pBdr>
+          <w:bottom w:val="single" w:sz="6" w:space="2" w:color="00BFFF"/>
+        </w:pBdr>
+      </w:pPr>
+      <w:r>
+        <w:rPr>
+          <w:b/>
+          <w:color w:val="0099CC"/>
+          <w:sz w:val="32"/>
+        </w:rPr>
         <w:t xml:space="preserve">EXPENSE CATEGORY</w:t>
       </w:r>
     </w:p>
@@ -834,9 +1239,29 @@
     <w:bookmarkStart w:id="29" w:name="receipts-supporting-documents"/>
     <w:p>
       <w:pPr>
+        <w:pBdr>
+          <w:top w:val="single" w:sz="18" w:space="1" w:color="F5A623"/>
+          <w:bottom w:val="single" w:sz="6" w:space="1" w:color="0099CC"/>
+        </w:pBdr>
+        <w:spacing w:before="200" w:after="200"/>
+      </w:pPr>
+    </w:p>
+    <w:p>
+      <w:pPr>
         <w:pStyle w:val="Heading2"/>
-      </w:pPr>
-      <w:r>
+        <w:rPr>
+          <w:color w:val="0099CC"/>
+        </w:rPr>
+        <w:pBdr>
+          <w:bottom w:val="single" w:sz="6" w:space="2" w:color="00BFFF"/>
+        </w:pBdr>
+      </w:pPr>
+      <w:r>
+        <w:rPr>
+          <w:b/>
+          <w:color w:val="0099CC"/>
+          <w:sz w:val="32"/>
+        </w:rPr>
         <w:t xml:space="preserve">RECEIPTS / SUPPORTING DOCUMENTS</w:t>
       </w:r>
     </w:p>
@@ -846,6 +1271,14 @@
         <w:tblW w:type="pct" w:w="5000"/>
         <w:tblLook w:firstRow="1" w:lastRow="0" w:firstColumn="0" w:lastColumn="0" w:noHBand="0" w:noVBand="0" w:val="0020"/>
         <w:jc w:val="start"/>
+        <w:tblBorders>
+          <w:top w:val="single" w:sz="4" w:space="0" w:color="B0D4E8"/>
+          <w:left w:val="single" w:sz="4" w:space="0" w:color="B0D4E8"/>
+          <w:bottom w:val="single" w:sz="4" w:space="0" w:color="B0D4E8"/>
+          <w:right w:val="single" w:sz="4" w:space="0" w:color="B0D4E8"/>
+          <w:insideH w:val="single" w:sz="4" w:space="0" w:color="B0D4E8"/>
+          <w:insideV w:val="single" w:sz="4" w:space="0" w:color="B0D4E8"/>
+        </w:tblBorders>
       </w:tblPr>
       <w:tblGrid>
         <w:gridCol w:w="1584"/>
@@ -859,61 +1292,96 @@
           <w:tblHeader w:val="true"/>
         </w:trPr>
         <w:tc>
-          <w:tcPr/>
-          <w:p>
-            <w:pPr>
-              <w:pStyle w:val="Compact"/>
-              <w:jc w:val="left"/>
-            </w:pPr>
-            <w:r>
+          <w:tcPr>
+            <w:shd w:fill="0099CC" w:val="clear"/>
+          </w:tcPr>
+          <w:p>
+            <w:pPr>
+              <w:pStyle w:val="Compact"/>
+              <w:jc w:val="left"/>
+            </w:pPr>
+            <w:r>
+              <w:rPr>
+                <w:b/>
+                <w:color w:val="FFFFFF"/>
+                <w:sz w:val="20"/>
+              </w:rPr>
               <w:t xml:space="preserve">S/N</w:t>
             </w:r>
           </w:p>
         </w:tc>
         <w:tc>
-          <w:tcPr/>
-          <w:p>
-            <w:pPr>
-              <w:pStyle w:val="Compact"/>
-              <w:jc w:val="left"/>
-            </w:pPr>
-            <w:r>
+          <w:tcPr>
+            <w:shd w:fill="0099CC" w:val="clear"/>
+          </w:tcPr>
+          <w:p>
+            <w:pPr>
+              <w:pStyle w:val="Compact"/>
+              <w:jc w:val="left"/>
+            </w:pPr>
+            <w:r>
+              <w:rPr>
+                <w:b/>
+                <w:color w:val="FFFFFF"/>
+                <w:sz w:val="20"/>
+              </w:rPr>
               <w:t xml:space="preserve">Receipt Description</w:t>
             </w:r>
           </w:p>
         </w:tc>
         <w:tc>
-          <w:tcPr/>
-          <w:p>
-            <w:pPr>
-              <w:pStyle w:val="Compact"/>
-              <w:jc w:val="left"/>
-            </w:pPr>
-            <w:r>
+          <w:tcPr>
+            <w:shd w:fill="0099CC" w:val="clear"/>
+          </w:tcPr>
+          <w:p>
+            <w:pPr>
+              <w:pStyle w:val="Compact"/>
+              <w:jc w:val="left"/>
+            </w:pPr>
+            <w:r>
+              <w:rPr>
+                <w:b/>
+                <w:color w:val="FFFFFF"/>
+                <w:sz w:val="20"/>
+              </w:rPr>
               <w:t xml:space="preserve">Receipt Number</w:t>
             </w:r>
           </w:p>
         </w:tc>
         <w:tc>
-          <w:tcPr/>
-          <w:p>
-            <w:pPr>
-              <w:pStyle w:val="Compact"/>
-              <w:jc w:val="left"/>
-            </w:pPr>
-            <w:r>
+          <w:tcPr>
+            <w:shd w:fill="0099CC" w:val="clear"/>
+          </w:tcPr>
+          <w:p>
+            <w:pPr>
+              <w:pStyle w:val="Compact"/>
+              <w:jc w:val="left"/>
+            </w:pPr>
+            <w:r>
+              <w:rPr>
+                <w:b/>
+                <w:color w:val="FFFFFF"/>
+                <w:sz w:val="20"/>
+              </w:rPr>
               <w:t xml:space="preserve">Amount (NGN)</w:t>
             </w:r>
           </w:p>
         </w:tc>
         <w:tc>
-          <w:tcPr/>
-          <w:p>
-            <w:pPr>
-              <w:pStyle w:val="Compact"/>
-              <w:jc w:val="left"/>
-            </w:pPr>
-            <w:r>
+          <w:tcPr>
+            <w:shd w:fill="0099CC" w:val="clear"/>
+          </w:tcPr>
+          <w:p>
+            <w:pPr>
+              <w:pStyle w:val="Compact"/>
+              <w:jc w:val="left"/>
+            </w:pPr>
+            <w:r>
+              <w:rPr>
+                <w:b/>
+                <w:color w:val="FFFFFF"/>
+                <w:sz w:val="20"/>
+              </w:rPr>
               <w:t xml:space="preserve">Attached (Y/N)</w:t>
             </w:r>
           </w:p>
@@ -921,43 +1389,57 @@
       </w:tr>
       <w:tr>
         <w:tc>
-          <w:tcPr/>
-          <w:p>
-            <w:pPr>
-              <w:pStyle w:val="Compact"/>
-              <w:jc w:val="left"/>
-            </w:pPr>
-            <w:r>
+          <w:tcPr>
+            <w:shd w:fill="FFFFFF" w:val="clear"/>
+          </w:tcPr>
+          <w:p>
+            <w:pPr>
+              <w:pStyle w:val="Compact"/>
+              <w:jc w:val="left"/>
+            </w:pPr>
+            <w:r>
+              <w:rPr>
+                <w:color w:val="1A1A1A"/>
+                <w:sz w:val="19"/>
+              </w:rPr>
               <w:t xml:space="preserve">1</w:t>
             </w:r>
           </w:p>
         </w:tc>
         <w:tc>
-          <w:tcPr/>
-          <w:p>
-            <w:pPr>
-              <w:pStyle w:val="Compact"/>
-            </w:pPr>
-          </w:p>
-        </w:tc>
-        <w:tc>
-          <w:tcPr/>
-          <w:p>
-            <w:pPr>
-              <w:pStyle w:val="Compact"/>
-            </w:pPr>
-          </w:p>
-        </w:tc>
-        <w:tc>
-          <w:tcPr/>
-          <w:p>
-            <w:pPr>
-              <w:pStyle w:val="Compact"/>
-            </w:pPr>
-          </w:p>
-        </w:tc>
-        <w:tc>
-          <w:tcPr/>
+          <w:tcPr>
+            <w:shd w:fill="FFFFFF" w:val="clear"/>
+          </w:tcPr>
+          <w:p>
+            <w:pPr>
+              <w:pStyle w:val="Compact"/>
+            </w:pPr>
+          </w:p>
+        </w:tc>
+        <w:tc>
+          <w:tcPr>
+            <w:shd w:fill="FFFFFF" w:val="clear"/>
+          </w:tcPr>
+          <w:p>
+            <w:pPr>
+              <w:pStyle w:val="Compact"/>
+            </w:pPr>
+          </w:p>
+        </w:tc>
+        <w:tc>
+          <w:tcPr>
+            <w:shd w:fill="FFFFFF" w:val="clear"/>
+          </w:tcPr>
+          <w:p>
+            <w:pPr>
+              <w:pStyle w:val="Compact"/>
+            </w:pPr>
+          </w:p>
+        </w:tc>
+        <w:tc>
+          <w:tcPr>
+            <w:shd w:fill="FFFFFF" w:val="clear"/>
+          </w:tcPr>
           <w:p>
             <w:pPr>
               <w:pStyle w:val="Compact"/>
@@ -967,43 +1449,57 @@
       </w:tr>
       <w:tr>
         <w:tc>
-          <w:tcPr/>
-          <w:p>
-            <w:pPr>
-              <w:pStyle w:val="Compact"/>
-              <w:jc w:val="left"/>
-            </w:pPr>
-            <w:r>
+          <w:tcPr>
+            <w:shd w:fill="E8F8FF" w:val="clear"/>
+          </w:tcPr>
+          <w:p>
+            <w:pPr>
+              <w:pStyle w:val="Compact"/>
+              <w:jc w:val="left"/>
+            </w:pPr>
+            <w:r>
+              <w:rPr>
+                <w:color w:val="1A1A1A"/>
+                <w:sz w:val="19"/>
+              </w:rPr>
               <w:t xml:space="preserve">2</w:t>
             </w:r>
           </w:p>
         </w:tc>
         <w:tc>
-          <w:tcPr/>
-          <w:p>
-            <w:pPr>
-              <w:pStyle w:val="Compact"/>
-            </w:pPr>
-          </w:p>
-        </w:tc>
-        <w:tc>
-          <w:tcPr/>
-          <w:p>
-            <w:pPr>
-              <w:pStyle w:val="Compact"/>
-            </w:pPr>
-          </w:p>
-        </w:tc>
-        <w:tc>
-          <w:tcPr/>
-          <w:p>
-            <w:pPr>
-              <w:pStyle w:val="Compact"/>
-            </w:pPr>
-          </w:p>
-        </w:tc>
-        <w:tc>
-          <w:tcPr/>
+          <w:tcPr>
+            <w:shd w:fill="E8F8FF" w:val="clear"/>
+          </w:tcPr>
+          <w:p>
+            <w:pPr>
+              <w:pStyle w:val="Compact"/>
+            </w:pPr>
+          </w:p>
+        </w:tc>
+        <w:tc>
+          <w:tcPr>
+            <w:shd w:fill="E8F8FF" w:val="clear"/>
+          </w:tcPr>
+          <w:p>
+            <w:pPr>
+              <w:pStyle w:val="Compact"/>
+            </w:pPr>
+          </w:p>
+        </w:tc>
+        <w:tc>
+          <w:tcPr>
+            <w:shd w:fill="E8F8FF" w:val="clear"/>
+          </w:tcPr>
+          <w:p>
+            <w:pPr>
+              <w:pStyle w:val="Compact"/>
+            </w:pPr>
+          </w:p>
+        </w:tc>
+        <w:tc>
+          <w:tcPr>
+            <w:shd w:fill="E8F8FF" w:val="clear"/>
+          </w:tcPr>
           <w:p>
             <w:pPr>
               <w:pStyle w:val="Compact"/>
@@ -1013,43 +1509,57 @@
       </w:tr>
       <w:tr>
         <w:tc>
-          <w:tcPr/>
-          <w:p>
-            <w:pPr>
-              <w:pStyle w:val="Compact"/>
-              <w:jc w:val="left"/>
-            </w:pPr>
-            <w:r>
+          <w:tcPr>
+            <w:shd w:fill="FFFFFF" w:val="clear"/>
+          </w:tcPr>
+          <w:p>
+            <w:pPr>
+              <w:pStyle w:val="Compact"/>
+              <w:jc w:val="left"/>
+            </w:pPr>
+            <w:r>
+              <w:rPr>
+                <w:color w:val="1A1A1A"/>
+                <w:sz w:val="19"/>
+              </w:rPr>
               <w:t xml:space="preserve">3</w:t>
             </w:r>
           </w:p>
         </w:tc>
         <w:tc>
-          <w:tcPr/>
-          <w:p>
-            <w:pPr>
-              <w:pStyle w:val="Compact"/>
-            </w:pPr>
-          </w:p>
-        </w:tc>
-        <w:tc>
-          <w:tcPr/>
-          <w:p>
-            <w:pPr>
-              <w:pStyle w:val="Compact"/>
-            </w:pPr>
-          </w:p>
-        </w:tc>
-        <w:tc>
-          <w:tcPr/>
-          <w:p>
-            <w:pPr>
-              <w:pStyle w:val="Compact"/>
-            </w:pPr>
-          </w:p>
-        </w:tc>
-        <w:tc>
-          <w:tcPr/>
+          <w:tcPr>
+            <w:shd w:fill="FFFFFF" w:val="clear"/>
+          </w:tcPr>
+          <w:p>
+            <w:pPr>
+              <w:pStyle w:val="Compact"/>
+            </w:pPr>
+          </w:p>
+        </w:tc>
+        <w:tc>
+          <w:tcPr>
+            <w:shd w:fill="FFFFFF" w:val="clear"/>
+          </w:tcPr>
+          <w:p>
+            <w:pPr>
+              <w:pStyle w:val="Compact"/>
+            </w:pPr>
+          </w:p>
+        </w:tc>
+        <w:tc>
+          <w:tcPr>
+            <w:shd w:fill="FFFFFF" w:val="clear"/>
+          </w:tcPr>
+          <w:p>
+            <w:pPr>
+              <w:pStyle w:val="Compact"/>
+            </w:pPr>
+          </w:p>
+        </w:tc>
+        <w:tc>
+          <w:tcPr>
+            <w:shd w:fill="FFFFFF" w:val="clear"/>
+          </w:tcPr>
           <w:p>
             <w:pPr>
               <w:pStyle w:val="Compact"/>
@@ -1059,43 +1569,57 @@
       </w:tr>
       <w:tr>
         <w:tc>
-          <w:tcPr/>
-          <w:p>
-            <w:pPr>
-              <w:pStyle w:val="Compact"/>
-              <w:jc w:val="left"/>
-            </w:pPr>
-            <w:r>
+          <w:tcPr>
+            <w:shd w:fill="E8F8FF" w:val="clear"/>
+          </w:tcPr>
+          <w:p>
+            <w:pPr>
+              <w:pStyle w:val="Compact"/>
+              <w:jc w:val="left"/>
+            </w:pPr>
+            <w:r>
+              <w:rPr>
+                <w:color w:val="1A1A1A"/>
+                <w:sz w:val="19"/>
+              </w:rPr>
               <w:t xml:space="preserve">4</w:t>
             </w:r>
           </w:p>
         </w:tc>
         <w:tc>
-          <w:tcPr/>
-          <w:p>
-            <w:pPr>
-              <w:pStyle w:val="Compact"/>
-            </w:pPr>
-          </w:p>
-        </w:tc>
-        <w:tc>
-          <w:tcPr/>
-          <w:p>
-            <w:pPr>
-              <w:pStyle w:val="Compact"/>
-            </w:pPr>
-          </w:p>
-        </w:tc>
-        <w:tc>
-          <w:tcPr/>
-          <w:p>
-            <w:pPr>
-              <w:pStyle w:val="Compact"/>
-            </w:pPr>
-          </w:p>
-        </w:tc>
-        <w:tc>
-          <w:tcPr/>
+          <w:tcPr>
+            <w:shd w:fill="E8F8FF" w:val="clear"/>
+          </w:tcPr>
+          <w:p>
+            <w:pPr>
+              <w:pStyle w:val="Compact"/>
+            </w:pPr>
+          </w:p>
+        </w:tc>
+        <w:tc>
+          <w:tcPr>
+            <w:shd w:fill="E8F8FF" w:val="clear"/>
+          </w:tcPr>
+          <w:p>
+            <w:pPr>
+              <w:pStyle w:val="Compact"/>
+            </w:pPr>
+          </w:p>
+        </w:tc>
+        <w:tc>
+          <w:tcPr>
+            <w:shd w:fill="E8F8FF" w:val="clear"/>
+          </w:tcPr>
+          <w:p>
+            <w:pPr>
+              <w:pStyle w:val="Compact"/>
+            </w:pPr>
+          </w:p>
+        </w:tc>
+        <w:tc>
+          <w:tcPr>
+            <w:shd w:fill="E8F8FF" w:val="clear"/>
+          </w:tcPr>
           <w:p>
             <w:pPr>
               <w:pStyle w:val="Compact"/>
@@ -1105,43 +1629,57 @@
       </w:tr>
       <w:tr>
         <w:tc>
-          <w:tcPr/>
-          <w:p>
-            <w:pPr>
-              <w:pStyle w:val="Compact"/>
-              <w:jc w:val="left"/>
-            </w:pPr>
-            <w:r>
+          <w:tcPr>
+            <w:shd w:fill="FFFFFF" w:val="clear"/>
+          </w:tcPr>
+          <w:p>
+            <w:pPr>
+              <w:pStyle w:val="Compact"/>
+              <w:jc w:val="left"/>
+            </w:pPr>
+            <w:r>
+              <w:rPr>
+                <w:color w:val="1A1A1A"/>
+                <w:sz w:val="19"/>
+              </w:rPr>
               <w:t xml:space="preserve">5</w:t>
             </w:r>
           </w:p>
         </w:tc>
         <w:tc>
-          <w:tcPr/>
-          <w:p>
-            <w:pPr>
-              <w:pStyle w:val="Compact"/>
-            </w:pPr>
-          </w:p>
-        </w:tc>
-        <w:tc>
-          <w:tcPr/>
-          <w:p>
-            <w:pPr>
-              <w:pStyle w:val="Compact"/>
-            </w:pPr>
-          </w:p>
-        </w:tc>
-        <w:tc>
-          <w:tcPr/>
-          <w:p>
-            <w:pPr>
-              <w:pStyle w:val="Compact"/>
-            </w:pPr>
-          </w:p>
-        </w:tc>
-        <w:tc>
-          <w:tcPr/>
+          <w:tcPr>
+            <w:shd w:fill="FFFFFF" w:val="clear"/>
+          </w:tcPr>
+          <w:p>
+            <w:pPr>
+              <w:pStyle w:val="Compact"/>
+            </w:pPr>
+          </w:p>
+        </w:tc>
+        <w:tc>
+          <w:tcPr>
+            <w:shd w:fill="FFFFFF" w:val="clear"/>
+          </w:tcPr>
+          <w:p>
+            <w:pPr>
+              <w:pStyle w:val="Compact"/>
+            </w:pPr>
+          </w:p>
+        </w:tc>
+        <w:tc>
+          <w:tcPr>
+            <w:shd w:fill="FFFFFF" w:val="clear"/>
+          </w:tcPr>
+          <w:p>
+            <w:pPr>
+              <w:pStyle w:val="Compact"/>
+            </w:pPr>
+          </w:p>
+        </w:tc>
+        <w:tc>
+          <w:tcPr>
+            <w:shd w:fill="FFFFFF" w:val="clear"/>
+          </w:tcPr>
           <w:p>
             <w:pPr>
               <w:pStyle w:val="Compact"/>
@@ -1179,9 +1717,29 @@
     <w:bookmarkStart w:id="30" w:name="Xfc2dc026f1f971fe8b7c0a7376eb538744af594"/>
     <w:p>
       <w:pPr>
+        <w:pBdr>
+          <w:top w:val="single" w:sz="18" w:space="1" w:color="F5A623"/>
+          <w:bottom w:val="single" w:sz="6" w:space="1" w:color="0099CC"/>
+        </w:pBdr>
+        <w:spacing w:before="200" w:after="200"/>
+      </w:pPr>
+    </w:p>
+    <w:p>
+      <w:pPr>
         <w:pStyle w:val="Heading2"/>
-      </w:pPr>
-      <w:r>
+        <w:rPr>
+          <w:color w:val="0099CC"/>
+        </w:rPr>
+        <w:pBdr>
+          <w:bottom w:val="single" w:sz="6" w:space="2" w:color="00BFFF"/>
+        </w:pBdr>
+      </w:pPr>
+      <w:r>
+        <w:rPr>
+          <w:b/>
+          <w:color w:val="0099CC"/>
+          <w:sz w:val="32"/>
+        </w:rPr>
         <w:t xml:space="preserve">PETTY CASH FUND STATUS (to be completed by Petty Cash Custodian)</w:t>
       </w:r>
     </w:p>
@@ -1191,6 +1749,14 @@
         <w:tblW w:type="pct" w:w="5000"/>
         <w:tblLook w:firstRow="1" w:lastRow="0" w:firstColumn="0" w:lastColumn="0" w:noHBand="0" w:noVBand="0" w:val="0020"/>
         <w:jc w:val="start"/>
+        <w:tblBorders>
+          <w:top w:val="single" w:sz="4" w:space="0" w:color="B0D4E8"/>
+          <w:left w:val="single" w:sz="4" w:space="0" w:color="B0D4E8"/>
+          <w:bottom w:val="single" w:sz="4" w:space="0" w:color="B0D4E8"/>
+          <w:right w:val="single" w:sz="4" w:space="0" w:color="B0D4E8"/>
+          <w:insideH w:val="single" w:sz="4" w:space="0" w:color="B0D4E8"/>
+          <w:insideV w:val="single" w:sz="4" w:space="0" w:color="B0D4E8"/>
+        </w:tblBorders>
       </w:tblPr>
       <w:tblGrid>
         <w:gridCol w:w="3960"/>
@@ -1201,25 +1767,39 @@
           <w:tblHeader w:val="true"/>
         </w:trPr>
         <w:tc>
-          <w:tcPr/>
-          <w:p>
-            <w:pPr>
-              <w:pStyle w:val="Compact"/>
-              <w:jc w:val="left"/>
-            </w:pPr>
-            <w:r>
+          <w:tcPr>
+            <w:shd w:fill="0099CC" w:val="clear"/>
+          </w:tcPr>
+          <w:p>
+            <w:pPr>
+              <w:pStyle w:val="Compact"/>
+              <w:jc w:val="left"/>
+            </w:pPr>
+            <w:r>
+              <w:rPr>
+                <w:b/>
+                <w:color w:val="FFFFFF"/>
+                <w:sz w:val="20"/>
+              </w:rPr>
               <w:t xml:space="preserve">Field</w:t>
             </w:r>
           </w:p>
         </w:tc>
         <w:tc>
-          <w:tcPr/>
-          <w:p>
-            <w:pPr>
-              <w:pStyle w:val="Compact"/>
-              <w:jc w:val="left"/>
-            </w:pPr>
-            <w:r>
+          <w:tcPr>
+            <w:shd w:fill="0099CC" w:val="clear"/>
+          </w:tcPr>
+          <w:p>
+            <w:pPr>
+              <w:pStyle w:val="Compact"/>
+              <w:jc w:val="left"/>
+            </w:pPr>
+            <w:r>
+              <w:rPr>
+                <w:b/>
+                <w:color w:val="FFFFFF"/>
+                <w:sz w:val="20"/>
+              </w:rPr>
               <w:t xml:space="preserve">Amount (NGN)</w:t>
             </w:r>
           </w:p>
@@ -1227,25 +1807,37 @@
       </w:tr>
       <w:tr>
         <w:tc>
-          <w:tcPr/>
-          <w:p>
-            <w:pPr>
-              <w:pStyle w:val="Compact"/>
-              <w:jc w:val="left"/>
-            </w:pPr>
-            <w:r>
+          <w:tcPr>
+            <w:shd w:fill="FFFFFF" w:val="clear"/>
+          </w:tcPr>
+          <w:p>
+            <w:pPr>
+              <w:pStyle w:val="Compact"/>
+              <w:jc w:val="left"/>
+            </w:pPr>
+            <w:r>
+              <w:rPr>
+                <w:color w:val="1A1A1A"/>
+                <w:sz w:val="19"/>
+              </w:rPr>
               <w:t xml:space="preserve">Opening Petty Cash Balance</w:t>
             </w:r>
           </w:p>
         </w:tc>
         <w:tc>
-          <w:tcPr/>
-          <w:p>
-            <w:pPr>
-              <w:pStyle w:val="Compact"/>
-              <w:jc w:val="left"/>
-            </w:pPr>
-            <w:r>
+          <w:tcPr>
+            <w:shd w:fill="FFFFFF" w:val="clear"/>
+          </w:tcPr>
+          <w:p>
+            <w:pPr>
+              <w:pStyle w:val="Compact"/>
+              <w:jc w:val="left"/>
+            </w:pPr>
+            <w:r>
+              <w:rPr>
+                <w:color w:val="1A1A1A"/>
+                <w:sz w:val="19"/>
+              </w:rPr>
               <w:t xml:space="preserve">__________________________________________</w:t>
             </w:r>
           </w:p>
@@ -1253,25 +1845,37 @@
       </w:tr>
       <w:tr>
         <w:tc>
-          <w:tcPr/>
-          <w:p>
-            <w:pPr>
-              <w:pStyle w:val="Compact"/>
-              <w:jc w:val="left"/>
-            </w:pPr>
-            <w:r>
+          <w:tcPr>
+            <w:shd w:fill="E8F8FF" w:val="clear"/>
+          </w:tcPr>
+          <w:p>
+            <w:pPr>
+              <w:pStyle w:val="Compact"/>
+              <w:jc w:val="left"/>
+            </w:pPr>
+            <w:r>
+              <w:rPr>
+                <w:color w:val="1A1A1A"/>
+                <w:sz w:val="19"/>
+              </w:rPr>
               <w:t xml:space="preserve">Amount Disbursed (this voucher)</w:t>
             </w:r>
           </w:p>
         </w:tc>
         <w:tc>
-          <w:tcPr/>
-          <w:p>
-            <w:pPr>
-              <w:pStyle w:val="Compact"/>
-              <w:jc w:val="left"/>
-            </w:pPr>
-            <w:r>
+          <w:tcPr>
+            <w:shd w:fill="E8F8FF" w:val="clear"/>
+          </w:tcPr>
+          <w:p>
+            <w:pPr>
+              <w:pStyle w:val="Compact"/>
+              <w:jc w:val="left"/>
+            </w:pPr>
+            <w:r>
+              <w:rPr>
+                <w:color w:val="1A1A1A"/>
+                <w:sz w:val="19"/>
+              </w:rPr>
               <w:t xml:space="preserve">__________________________________________</w:t>
             </w:r>
           </w:p>
@@ -1279,25 +1883,37 @@
       </w:tr>
       <w:tr>
         <w:tc>
-          <w:tcPr/>
-          <w:p>
-            <w:pPr>
-              <w:pStyle w:val="Compact"/>
-              <w:jc w:val="left"/>
-            </w:pPr>
-            <w:r>
+          <w:tcPr>
+            <w:shd w:fill="FFFFFF" w:val="clear"/>
+          </w:tcPr>
+          <w:p>
+            <w:pPr>
+              <w:pStyle w:val="Compact"/>
+              <w:jc w:val="left"/>
+            </w:pPr>
+            <w:r>
+              <w:rPr>
+                <w:color w:val="1A1A1A"/>
+                <w:sz w:val="19"/>
+              </w:rPr>
               <w:t xml:space="preserve">Closing Petty Cash Balance</w:t>
             </w:r>
           </w:p>
         </w:tc>
         <w:tc>
-          <w:tcPr/>
-          <w:p>
-            <w:pPr>
-              <w:pStyle w:val="Compact"/>
-              <w:jc w:val="left"/>
-            </w:pPr>
-            <w:r>
+          <w:tcPr>
+            <w:shd w:fill="FFFFFF" w:val="clear"/>
+          </w:tcPr>
+          <w:p>
+            <w:pPr>
+              <w:pStyle w:val="Compact"/>
+              <w:jc w:val="left"/>
+            </w:pPr>
+            <w:r>
+              <w:rPr>
+                <w:color w:val="1A1A1A"/>
+                <w:sz w:val="19"/>
+              </w:rPr>
               <w:t xml:space="preserve">__________________________________________</w:t>
             </w:r>
           </w:p>
@@ -1315,9 +1931,29 @@
     <w:bookmarkStart w:id="34" w:name="approval-chain"/>
     <w:p>
       <w:pPr>
+        <w:pBdr>
+          <w:top w:val="single" w:sz="18" w:space="1" w:color="F5A623"/>
+          <w:bottom w:val="single" w:sz="6" w:space="1" w:color="0099CC"/>
+        </w:pBdr>
+        <w:spacing w:before="200" w:after="200"/>
+      </w:pPr>
+    </w:p>
+    <w:p>
+      <w:pPr>
         <w:pStyle w:val="Heading2"/>
-      </w:pPr>
-      <w:r>
+        <w:rPr>
+          <w:color w:val="0099CC"/>
+        </w:rPr>
+        <w:pBdr>
+          <w:bottom w:val="single" w:sz="6" w:space="2" w:color="00BFFF"/>
+        </w:pBdr>
+      </w:pPr>
+      <w:r>
+        <w:rPr>
+          <w:b/>
+          <w:color w:val="0099CC"/>
+          <w:sz w:val="32"/>
+        </w:rPr>
         <w:t xml:space="preserve">APPROVAL CHAIN</w:t>
       </w:r>
     </w:p>
@@ -1325,8 +1961,16 @@
     <w:p>
       <w:pPr>
         <w:pStyle w:val="Heading3"/>
-      </w:pPr>
-      <w:r>
+        <w:rPr>
+          <w:color w:val="E08A00"/>
+        </w:rPr>
+      </w:pPr>
+      <w:r>
+        <w:rPr>
+          <w:b/>
+          <w:color w:val="E08A00"/>
+          <w:sz w:val="26"/>
+        </w:rPr>
         <w:t xml:space="preserve">Requested By</w:t>
       </w:r>
     </w:p>
@@ -1336,6 +1980,14 @@
         <w:tblW w:type="auto" w:w="0"/>
         <w:tblLook w:firstRow="1" w:lastRow="0" w:firstColumn="0" w:lastColumn="0" w:noHBand="0" w:noVBand="0" w:val="0020"/>
         <w:jc w:val="start"/>
+        <w:tblBorders>
+          <w:top w:val="single" w:sz="4" w:space="0" w:color="B0D4E8"/>
+          <w:left w:val="single" w:sz="4" w:space="0" w:color="B0D4E8"/>
+          <w:bottom w:val="single" w:sz="4" w:space="0" w:color="B0D4E8"/>
+          <w:right w:val="single" w:sz="4" w:space="0" w:color="B0D4E8"/>
+          <w:insideH w:val="single" w:sz="4" w:space="0" w:color="B0D4E8"/>
+          <w:insideV w:val="single" w:sz="4" w:space="0" w:color="B0D4E8"/>
+        </w:tblBorders>
       </w:tblPr>
       <w:tblGrid>
         <w:gridCol w:w="3960"/>
@@ -1346,25 +1998,39 @@
           <w:tblHeader w:val="true"/>
         </w:trPr>
         <w:tc>
-          <w:tcPr/>
-          <w:p>
-            <w:pPr>
-              <w:pStyle w:val="Compact"/>
-              <w:jc w:val="left"/>
-            </w:pPr>
-            <w:r>
+          <w:tcPr>
+            <w:shd w:fill="0099CC" w:val="clear"/>
+          </w:tcPr>
+          <w:p>
+            <w:pPr>
+              <w:pStyle w:val="Compact"/>
+              <w:jc w:val="left"/>
+            </w:pPr>
+            <w:r>
+              <w:rPr>
+                <w:b/>
+                <w:color w:val="FFFFFF"/>
+                <w:sz w:val="20"/>
+              </w:rPr>
               <w:t xml:space="preserve">Field</w:t>
             </w:r>
           </w:p>
         </w:tc>
         <w:tc>
-          <w:tcPr/>
-          <w:p>
-            <w:pPr>
-              <w:pStyle w:val="Compact"/>
-              <w:jc w:val="left"/>
-            </w:pPr>
-            <w:r>
+          <w:tcPr>
+            <w:shd w:fill="0099CC" w:val="clear"/>
+          </w:tcPr>
+          <w:p>
+            <w:pPr>
+              <w:pStyle w:val="Compact"/>
+              <w:jc w:val="left"/>
+            </w:pPr>
+            <w:r>
+              <w:rPr>
+                <w:b/>
+                <w:color w:val="FFFFFF"/>
+                <w:sz w:val="20"/>
+              </w:rPr>
               <w:t xml:space="preserve">Details</w:t>
             </w:r>
           </w:p>
@@ -1372,25 +2038,37 @@
       </w:tr>
       <w:tr>
         <w:tc>
-          <w:tcPr/>
-          <w:p>
-            <w:pPr>
-              <w:pStyle w:val="Compact"/>
-              <w:jc w:val="left"/>
-            </w:pPr>
-            <w:r>
+          <w:tcPr>
+            <w:shd w:fill="FFFFFF" w:val="clear"/>
+          </w:tcPr>
+          <w:p>
+            <w:pPr>
+              <w:pStyle w:val="Compact"/>
+              <w:jc w:val="left"/>
+            </w:pPr>
+            <w:r>
+              <w:rPr>
+                <w:color w:val="1A1A1A"/>
+                <w:sz w:val="19"/>
+              </w:rPr>
               <w:t xml:space="preserve">Name</w:t>
             </w:r>
           </w:p>
         </w:tc>
         <w:tc>
-          <w:tcPr/>
-          <w:p>
-            <w:pPr>
-              <w:pStyle w:val="Compact"/>
-              <w:jc w:val="left"/>
-            </w:pPr>
-            <w:r>
+          <w:tcPr>
+            <w:shd w:fill="FFFFFF" w:val="clear"/>
+          </w:tcPr>
+          <w:p>
+            <w:pPr>
+              <w:pStyle w:val="Compact"/>
+              <w:jc w:val="left"/>
+            </w:pPr>
+            <w:r>
+              <w:rPr>
+                <w:color w:val="1A1A1A"/>
+                <w:sz w:val="19"/>
+              </w:rPr>
               <w:t xml:space="preserve">__________________________________________</w:t>
             </w:r>
           </w:p>
@@ -1398,25 +2076,37 @@
       </w:tr>
       <w:tr>
         <w:tc>
-          <w:tcPr/>
-          <w:p>
-            <w:pPr>
-              <w:pStyle w:val="Compact"/>
-              <w:jc w:val="left"/>
-            </w:pPr>
-            <w:r>
+          <w:tcPr>
+            <w:shd w:fill="E8F8FF" w:val="clear"/>
+          </w:tcPr>
+          <w:p>
+            <w:pPr>
+              <w:pStyle w:val="Compact"/>
+              <w:jc w:val="left"/>
+            </w:pPr>
+            <w:r>
+              <w:rPr>
+                <w:color w:val="1A1A1A"/>
+                <w:sz w:val="19"/>
+              </w:rPr>
               <w:t xml:space="preserve">Signature</w:t>
             </w:r>
           </w:p>
         </w:tc>
         <w:tc>
-          <w:tcPr/>
-          <w:p>
-            <w:pPr>
-              <w:pStyle w:val="Compact"/>
-              <w:jc w:val="left"/>
-            </w:pPr>
-            <w:r>
+          <w:tcPr>
+            <w:shd w:fill="E8F8FF" w:val="clear"/>
+          </w:tcPr>
+          <w:p>
+            <w:pPr>
+              <w:pStyle w:val="Compact"/>
+              <w:jc w:val="left"/>
+            </w:pPr>
+            <w:r>
+              <w:rPr>
+                <w:color w:val="1A1A1A"/>
+                <w:sz w:val="19"/>
+              </w:rPr>
               <w:t xml:space="preserve">__________________________________________</w:t>
             </w:r>
           </w:p>
@@ -1424,25 +2114,37 @@
       </w:tr>
       <w:tr>
         <w:tc>
-          <w:tcPr/>
-          <w:p>
-            <w:pPr>
-              <w:pStyle w:val="Compact"/>
-              <w:jc w:val="left"/>
-            </w:pPr>
-            <w:r>
+          <w:tcPr>
+            <w:shd w:fill="FFFFFF" w:val="clear"/>
+          </w:tcPr>
+          <w:p>
+            <w:pPr>
+              <w:pStyle w:val="Compact"/>
+              <w:jc w:val="left"/>
+            </w:pPr>
+            <w:r>
+              <w:rPr>
+                <w:color w:val="1A1A1A"/>
+                <w:sz w:val="19"/>
+              </w:rPr>
               <w:t xml:space="preserve">Date</w:t>
             </w:r>
           </w:p>
         </w:tc>
         <w:tc>
-          <w:tcPr/>
-          <w:p>
-            <w:pPr>
-              <w:pStyle w:val="Compact"/>
-              <w:jc w:val="left"/>
-            </w:pPr>
-            <w:r>
+          <w:tcPr>
+            <w:shd w:fill="FFFFFF" w:val="clear"/>
+          </w:tcPr>
+          <w:p>
+            <w:pPr>
+              <w:pStyle w:val="Compact"/>
+              <w:jc w:val="left"/>
+            </w:pPr>
+            <w:r>
+              <w:rPr>
+                <w:color w:val="1A1A1A"/>
+                <w:sz w:val="19"/>
+              </w:rPr>
               <w:t xml:space="preserve">__________________________________________</w:t>
             </w:r>
           </w:p>
@@ -1450,25 +2152,37 @@
       </w:tr>
       <w:tr>
         <w:tc>
-          <w:tcPr/>
-          <w:p>
-            <w:pPr>
-              <w:pStyle w:val="Compact"/>
-              <w:jc w:val="left"/>
-            </w:pPr>
-            <w:r>
+          <w:tcPr>
+            <w:shd w:fill="E8F8FF" w:val="clear"/>
+          </w:tcPr>
+          <w:p>
+            <w:pPr>
+              <w:pStyle w:val="Compact"/>
+              <w:jc w:val="left"/>
+            </w:pPr>
+            <w:r>
+              <w:rPr>
+                <w:color w:val="1A1A1A"/>
+                <w:sz w:val="19"/>
+              </w:rPr>
               <w:t xml:space="preserve">Designation</w:t>
             </w:r>
           </w:p>
         </w:tc>
         <w:tc>
-          <w:tcPr/>
-          <w:p>
-            <w:pPr>
-              <w:pStyle w:val="Compact"/>
-              <w:jc w:val="left"/>
-            </w:pPr>
-            <w:r>
+          <w:tcPr>
+            <w:shd w:fill="E8F8FF" w:val="clear"/>
+          </w:tcPr>
+          <w:p>
+            <w:pPr>
+              <w:pStyle w:val="Compact"/>
+              <w:jc w:val="left"/>
+            </w:pPr>
+            <w:r>
+              <w:rPr>
+                <w:color w:val="1A1A1A"/>
+                <w:sz w:val="19"/>
+              </w:rPr>
               <w:t xml:space="preserve">__________________________________________</w:t>
             </w:r>
           </w:p>
@@ -1476,25 +2190,37 @@
       </w:tr>
       <w:tr>
         <w:tc>
-          <w:tcPr/>
-          <w:p>
-            <w:pPr>
-              <w:pStyle w:val="Compact"/>
-              <w:jc w:val="left"/>
-            </w:pPr>
-            <w:r>
+          <w:tcPr>
+            <w:shd w:fill="FFFFFF" w:val="clear"/>
+          </w:tcPr>
+          <w:p>
+            <w:pPr>
+              <w:pStyle w:val="Compact"/>
+              <w:jc w:val="left"/>
+            </w:pPr>
+            <w:r>
+              <w:rPr>
+                <w:color w:val="1A1A1A"/>
+                <w:sz w:val="19"/>
+              </w:rPr>
               <w:t xml:space="preserve">Department</w:t>
             </w:r>
           </w:p>
         </w:tc>
         <w:tc>
-          <w:tcPr/>
-          <w:p>
-            <w:pPr>
-              <w:pStyle w:val="Compact"/>
-              <w:jc w:val="left"/>
-            </w:pPr>
-            <w:r>
+          <w:tcPr>
+            <w:shd w:fill="FFFFFF" w:val="clear"/>
+          </w:tcPr>
+          <w:p>
+            <w:pPr>
+              <w:pStyle w:val="Compact"/>
+              <w:jc w:val="left"/>
+            </w:pPr>
+            <w:r>
+              <w:rPr>
+                <w:color w:val="1A1A1A"/>
+                <w:sz w:val="19"/>
+              </w:rPr>
               <w:t xml:space="preserve">__________________________________________</w:t>
             </w:r>
           </w:p>
@@ -1506,8 +2232,16 @@
     <w:p>
       <w:pPr>
         <w:pStyle w:val="Heading3"/>
-      </w:pPr>
-      <w:r>
+        <w:rPr>
+          <w:color w:val="E08A00"/>
+        </w:rPr>
+      </w:pPr>
+      <w:r>
+        <w:rPr>
+          <w:b/>
+          <w:color w:val="E08A00"/>
+          <w:sz w:val="26"/>
+        </w:rPr>
         <w:t xml:space="preserve">Approved By (Supervisor / Line Manager)</w:t>
       </w:r>
     </w:p>
@@ -1517,6 +2251,14 @@
         <w:tblW w:type="auto" w:w="0"/>
         <w:tblLook w:firstRow="1" w:lastRow="0" w:firstColumn="0" w:lastColumn="0" w:noHBand="0" w:noVBand="0" w:val="0020"/>
         <w:jc w:val="start"/>
+        <w:tblBorders>
+          <w:top w:val="single" w:sz="4" w:space="0" w:color="B0D4E8"/>
+          <w:left w:val="single" w:sz="4" w:space="0" w:color="B0D4E8"/>
+          <w:bottom w:val="single" w:sz="4" w:space="0" w:color="B0D4E8"/>
+          <w:right w:val="single" w:sz="4" w:space="0" w:color="B0D4E8"/>
+          <w:insideH w:val="single" w:sz="4" w:space="0" w:color="B0D4E8"/>
+          <w:insideV w:val="single" w:sz="4" w:space="0" w:color="B0D4E8"/>
+        </w:tblBorders>
       </w:tblPr>
       <w:tblGrid>
         <w:gridCol w:w="3960"/>
@@ -1527,25 +2269,39 @@
           <w:tblHeader w:val="true"/>
         </w:trPr>
         <w:tc>
-          <w:tcPr/>
-          <w:p>
-            <w:pPr>
-              <w:pStyle w:val="Compact"/>
-              <w:jc w:val="left"/>
-            </w:pPr>
-            <w:r>
+          <w:tcPr>
+            <w:shd w:fill="0099CC" w:val="clear"/>
+          </w:tcPr>
+          <w:p>
+            <w:pPr>
+              <w:pStyle w:val="Compact"/>
+              <w:jc w:val="left"/>
+            </w:pPr>
+            <w:r>
+              <w:rPr>
+                <w:b/>
+                <w:color w:val="FFFFFF"/>
+                <w:sz w:val="20"/>
+              </w:rPr>
               <w:t xml:space="preserve">Field</w:t>
             </w:r>
           </w:p>
         </w:tc>
         <w:tc>
-          <w:tcPr/>
-          <w:p>
-            <w:pPr>
-              <w:pStyle w:val="Compact"/>
-              <w:jc w:val="left"/>
-            </w:pPr>
-            <w:r>
+          <w:tcPr>
+            <w:shd w:fill="0099CC" w:val="clear"/>
+          </w:tcPr>
+          <w:p>
+            <w:pPr>
+              <w:pStyle w:val="Compact"/>
+              <w:jc w:val="left"/>
+            </w:pPr>
+            <w:r>
+              <w:rPr>
+                <w:b/>
+                <w:color w:val="FFFFFF"/>
+                <w:sz w:val="20"/>
+              </w:rPr>
               <w:t xml:space="preserve">Details</w:t>
             </w:r>
           </w:p>
@@ -1553,25 +2309,37 @@
       </w:tr>
       <w:tr>
         <w:tc>
-          <w:tcPr/>
-          <w:p>
-            <w:pPr>
-              <w:pStyle w:val="Compact"/>
-              <w:jc w:val="left"/>
-            </w:pPr>
-            <w:r>
+          <w:tcPr>
+            <w:shd w:fill="FFFFFF" w:val="clear"/>
+          </w:tcPr>
+          <w:p>
+            <w:pPr>
+              <w:pStyle w:val="Compact"/>
+              <w:jc w:val="left"/>
+            </w:pPr>
+            <w:r>
+              <w:rPr>
+                <w:color w:val="1A1A1A"/>
+                <w:sz w:val="19"/>
+              </w:rPr>
               <w:t xml:space="preserve">Name</w:t>
             </w:r>
           </w:p>
         </w:tc>
         <w:tc>
-          <w:tcPr/>
-          <w:p>
-            <w:pPr>
-              <w:pStyle w:val="Compact"/>
-              <w:jc w:val="left"/>
-            </w:pPr>
-            <w:r>
+          <w:tcPr>
+            <w:shd w:fill="FFFFFF" w:val="clear"/>
+          </w:tcPr>
+          <w:p>
+            <w:pPr>
+              <w:pStyle w:val="Compact"/>
+              <w:jc w:val="left"/>
+            </w:pPr>
+            <w:r>
+              <w:rPr>
+                <w:color w:val="1A1A1A"/>
+                <w:sz w:val="19"/>
+              </w:rPr>
               <w:t xml:space="preserve">__________________________________________</w:t>
             </w:r>
           </w:p>
@@ -1579,25 +2347,37 @@
       </w:tr>
       <w:tr>
         <w:tc>
-          <w:tcPr/>
-          <w:p>
-            <w:pPr>
-              <w:pStyle w:val="Compact"/>
-              <w:jc w:val="left"/>
-            </w:pPr>
-            <w:r>
+          <w:tcPr>
+            <w:shd w:fill="E8F8FF" w:val="clear"/>
+          </w:tcPr>
+          <w:p>
+            <w:pPr>
+              <w:pStyle w:val="Compact"/>
+              <w:jc w:val="left"/>
+            </w:pPr>
+            <w:r>
+              <w:rPr>
+                <w:color w:val="1A1A1A"/>
+                <w:sz w:val="19"/>
+              </w:rPr>
               <w:t xml:space="preserve">Signature</w:t>
             </w:r>
           </w:p>
         </w:tc>
         <w:tc>
-          <w:tcPr/>
-          <w:p>
-            <w:pPr>
-              <w:pStyle w:val="Compact"/>
-              <w:jc w:val="left"/>
-            </w:pPr>
-            <w:r>
+          <w:tcPr>
+            <w:shd w:fill="E8F8FF" w:val="clear"/>
+          </w:tcPr>
+          <w:p>
+            <w:pPr>
+              <w:pStyle w:val="Compact"/>
+              <w:jc w:val="left"/>
+            </w:pPr>
+            <w:r>
+              <w:rPr>
+                <w:color w:val="1A1A1A"/>
+                <w:sz w:val="19"/>
+              </w:rPr>
               <w:t xml:space="preserve">__________________________________________</w:t>
             </w:r>
           </w:p>
@@ -1605,25 +2385,37 @@
       </w:tr>
       <w:tr>
         <w:tc>
-          <w:tcPr/>
-          <w:p>
-            <w:pPr>
-              <w:pStyle w:val="Compact"/>
-              <w:jc w:val="left"/>
-            </w:pPr>
-            <w:r>
+          <w:tcPr>
+            <w:shd w:fill="FFFFFF" w:val="clear"/>
+          </w:tcPr>
+          <w:p>
+            <w:pPr>
+              <w:pStyle w:val="Compact"/>
+              <w:jc w:val="left"/>
+            </w:pPr>
+            <w:r>
+              <w:rPr>
+                <w:color w:val="1A1A1A"/>
+                <w:sz w:val="19"/>
+              </w:rPr>
               <w:t xml:space="preserve">Date</w:t>
             </w:r>
           </w:p>
         </w:tc>
         <w:tc>
-          <w:tcPr/>
-          <w:p>
-            <w:pPr>
-              <w:pStyle w:val="Compact"/>
-              <w:jc w:val="left"/>
-            </w:pPr>
-            <w:r>
+          <w:tcPr>
+            <w:shd w:fill="FFFFFF" w:val="clear"/>
+          </w:tcPr>
+          <w:p>
+            <w:pPr>
+              <w:pStyle w:val="Compact"/>
+              <w:jc w:val="left"/>
+            </w:pPr>
+            <w:r>
+              <w:rPr>
+                <w:color w:val="1A1A1A"/>
+                <w:sz w:val="19"/>
+              </w:rPr>
               <w:t xml:space="preserve">__________________________________________</w:t>
             </w:r>
           </w:p>
@@ -1631,25 +2423,37 @@
       </w:tr>
       <w:tr>
         <w:tc>
-          <w:tcPr/>
-          <w:p>
-            <w:pPr>
-              <w:pStyle w:val="Compact"/>
-              <w:jc w:val="left"/>
-            </w:pPr>
-            <w:r>
+          <w:tcPr>
+            <w:shd w:fill="E8F8FF" w:val="clear"/>
+          </w:tcPr>
+          <w:p>
+            <w:pPr>
+              <w:pStyle w:val="Compact"/>
+              <w:jc w:val="left"/>
+            </w:pPr>
+            <w:r>
+              <w:rPr>
+                <w:color w:val="1A1A1A"/>
+                <w:sz w:val="19"/>
+              </w:rPr>
               <w:t xml:space="preserve">Designation</w:t>
             </w:r>
           </w:p>
         </w:tc>
         <w:tc>
-          <w:tcPr/>
-          <w:p>
-            <w:pPr>
-              <w:pStyle w:val="Compact"/>
-              <w:jc w:val="left"/>
-            </w:pPr>
-            <w:r>
+          <w:tcPr>
+            <w:shd w:fill="E8F8FF" w:val="clear"/>
+          </w:tcPr>
+          <w:p>
+            <w:pPr>
+              <w:pStyle w:val="Compact"/>
+              <w:jc w:val="left"/>
+            </w:pPr>
+            <w:r>
+              <w:rPr>
+                <w:color w:val="1A1A1A"/>
+                <w:sz w:val="19"/>
+              </w:rPr>
               <w:t xml:space="preserve">__________________________________________</w:t>
             </w:r>
           </w:p>
@@ -1661,8 +2465,16 @@
     <w:p>
       <w:pPr>
         <w:pStyle w:val="Heading3"/>
-      </w:pPr>
-      <w:r>
+        <w:rPr>
+          <w:color w:val="E08A00"/>
+        </w:rPr>
+      </w:pPr>
+      <w:r>
+        <w:rPr>
+          <w:b/>
+          <w:color w:val="E08A00"/>
+          <w:sz w:val="26"/>
+        </w:rPr>
         <w:t xml:space="preserve">Paid By (Petty Cash Custodian / Accountant)</w:t>
       </w:r>
     </w:p>
@@ -1672,6 +2484,14 @@
         <w:tblW w:type="auto" w:w="0"/>
         <w:tblLook w:firstRow="1" w:lastRow="0" w:firstColumn="0" w:lastColumn="0" w:noHBand="0" w:noVBand="0" w:val="0020"/>
         <w:jc w:val="start"/>
+        <w:tblBorders>
+          <w:top w:val="single" w:sz="4" w:space="0" w:color="B0D4E8"/>
+          <w:left w:val="single" w:sz="4" w:space="0" w:color="B0D4E8"/>
+          <w:bottom w:val="single" w:sz="4" w:space="0" w:color="B0D4E8"/>
+          <w:right w:val="single" w:sz="4" w:space="0" w:color="B0D4E8"/>
+          <w:insideH w:val="single" w:sz="4" w:space="0" w:color="B0D4E8"/>
+          <w:insideV w:val="single" w:sz="4" w:space="0" w:color="B0D4E8"/>
+        </w:tblBorders>
       </w:tblPr>
       <w:tblGrid>
         <w:gridCol w:w="3960"/>
@@ -1682,25 +2502,39 @@
           <w:tblHeader w:val="true"/>
         </w:trPr>
         <w:tc>
-          <w:tcPr/>
-          <w:p>
-            <w:pPr>
-              <w:pStyle w:val="Compact"/>
-              <w:jc w:val="left"/>
-            </w:pPr>
-            <w:r>
+          <w:tcPr>
+            <w:shd w:fill="0099CC" w:val="clear"/>
+          </w:tcPr>
+          <w:p>
+            <w:pPr>
+              <w:pStyle w:val="Compact"/>
+              <w:jc w:val="left"/>
+            </w:pPr>
+            <w:r>
+              <w:rPr>
+                <w:b/>
+                <w:color w:val="FFFFFF"/>
+                <w:sz w:val="20"/>
+              </w:rPr>
               <w:t xml:space="preserve">Field</w:t>
             </w:r>
           </w:p>
         </w:tc>
         <w:tc>
-          <w:tcPr/>
-          <w:p>
-            <w:pPr>
-              <w:pStyle w:val="Compact"/>
-              <w:jc w:val="left"/>
-            </w:pPr>
-            <w:r>
+          <w:tcPr>
+            <w:shd w:fill="0099CC" w:val="clear"/>
+          </w:tcPr>
+          <w:p>
+            <w:pPr>
+              <w:pStyle w:val="Compact"/>
+              <w:jc w:val="left"/>
+            </w:pPr>
+            <w:r>
+              <w:rPr>
+                <w:b/>
+                <w:color w:val="FFFFFF"/>
+                <w:sz w:val="20"/>
+              </w:rPr>
               <w:t xml:space="preserve">Details</w:t>
             </w:r>
           </w:p>
@@ -1708,25 +2542,37 @@
       </w:tr>
       <w:tr>
         <w:tc>
-          <w:tcPr/>
-          <w:p>
-            <w:pPr>
-              <w:pStyle w:val="Compact"/>
-              <w:jc w:val="left"/>
-            </w:pPr>
-            <w:r>
+          <w:tcPr>
+            <w:shd w:fill="FFFFFF" w:val="clear"/>
+          </w:tcPr>
+          <w:p>
+            <w:pPr>
+              <w:pStyle w:val="Compact"/>
+              <w:jc w:val="left"/>
+            </w:pPr>
+            <w:r>
+              <w:rPr>
+                <w:color w:val="1A1A1A"/>
+                <w:sz w:val="19"/>
+              </w:rPr>
               <w:t xml:space="preserve">Name</w:t>
             </w:r>
           </w:p>
         </w:tc>
         <w:tc>
-          <w:tcPr/>
-          <w:p>
-            <w:pPr>
-              <w:pStyle w:val="Compact"/>
-              <w:jc w:val="left"/>
-            </w:pPr>
-            <w:r>
+          <w:tcPr>
+            <w:shd w:fill="FFFFFF" w:val="clear"/>
+          </w:tcPr>
+          <w:p>
+            <w:pPr>
+              <w:pStyle w:val="Compact"/>
+              <w:jc w:val="left"/>
+            </w:pPr>
+            <w:r>
+              <w:rPr>
+                <w:color w:val="1A1A1A"/>
+                <w:sz w:val="19"/>
+              </w:rPr>
               <w:t xml:space="preserve">__________________________________________</w:t>
             </w:r>
           </w:p>
@@ -1734,25 +2580,37 @@
       </w:tr>
       <w:tr>
         <w:tc>
-          <w:tcPr/>
-          <w:p>
-            <w:pPr>
-              <w:pStyle w:val="Compact"/>
-              <w:jc w:val="left"/>
-            </w:pPr>
-            <w:r>
+          <w:tcPr>
+            <w:shd w:fill="E8F8FF" w:val="clear"/>
+          </w:tcPr>
+          <w:p>
+            <w:pPr>
+              <w:pStyle w:val="Compact"/>
+              <w:jc w:val="left"/>
+            </w:pPr>
+            <w:r>
+              <w:rPr>
+                <w:color w:val="1A1A1A"/>
+                <w:sz w:val="19"/>
+              </w:rPr>
               <w:t xml:space="preserve">Signature</w:t>
             </w:r>
           </w:p>
         </w:tc>
         <w:tc>
-          <w:tcPr/>
-          <w:p>
-            <w:pPr>
-              <w:pStyle w:val="Compact"/>
-              <w:jc w:val="left"/>
-            </w:pPr>
-            <w:r>
+          <w:tcPr>
+            <w:shd w:fill="E8F8FF" w:val="clear"/>
+          </w:tcPr>
+          <w:p>
+            <w:pPr>
+              <w:pStyle w:val="Compact"/>
+              <w:jc w:val="left"/>
+            </w:pPr>
+            <w:r>
+              <w:rPr>
+                <w:color w:val="1A1A1A"/>
+                <w:sz w:val="19"/>
+              </w:rPr>
               <w:t xml:space="preserve">__________________________________________</w:t>
             </w:r>
           </w:p>
@@ -1760,25 +2618,37 @@
       </w:tr>
       <w:tr>
         <w:tc>
-          <w:tcPr/>
-          <w:p>
-            <w:pPr>
-              <w:pStyle w:val="Compact"/>
-              <w:jc w:val="left"/>
-            </w:pPr>
-            <w:r>
+          <w:tcPr>
+            <w:shd w:fill="FFFFFF" w:val="clear"/>
+          </w:tcPr>
+          <w:p>
+            <w:pPr>
+              <w:pStyle w:val="Compact"/>
+              <w:jc w:val="left"/>
+            </w:pPr>
+            <w:r>
+              <w:rPr>
+                <w:color w:val="1A1A1A"/>
+                <w:sz w:val="19"/>
+              </w:rPr>
               <w:t xml:space="preserve">Date</w:t>
             </w:r>
           </w:p>
         </w:tc>
         <w:tc>
-          <w:tcPr/>
-          <w:p>
-            <w:pPr>
-              <w:pStyle w:val="Compact"/>
-              <w:jc w:val="left"/>
-            </w:pPr>
-            <w:r>
+          <w:tcPr>
+            <w:shd w:fill="FFFFFF" w:val="clear"/>
+          </w:tcPr>
+          <w:p>
+            <w:pPr>
+              <w:pStyle w:val="Compact"/>
+              <w:jc w:val="left"/>
+            </w:pPr>
+            <w:r>
+              <w:rPr>
+                <w:color w:val="1A1A1A"/>
+                <w:sz w:val="19"/>
+              </w:rPr>
               <w:t xml:space="preserve">__________________________________________</w:t>
             </w:r>
           </w:p>
@@ -1786,25 +2656,37 @@
       </w:tr>
       <w:tr>
         <w:tc>
-          <w:tcPr/>
-          <w:p>
-            <w:pPr>
-              <w:pStyle w:val="Compact"/>
-              <w:jc w:val="left"/>
-            </w:pPr>
-            <w:r>
+          <w:tcPr>
+            <w:shd w:fill="E8F8FF" w:val="clear"/>
+          </w:tcPr>
+          <w:p>
+            <w:pPr>
+              <w:pStyle w:val="Compact"/>
+              <w:jc w:val="left"/>
+            </w:pPr>
+            <w:r>
+              <w:rPr>
+                <w:color w:val="1A1A1A"/>
+                <w:sz w:val="19"/>
+              </w:rPr>
               <w:t xml:space="preserve">Designation</w:t>
             </w:r>
           </w:p>
         </w:tc>
         <w:tc>
-          <w:tcPr/>
-          <w:p>
-            <w:pPr>
-              <w:pStyle w:val="Compact"/>
-              <w:jc w:val="left"/>
-            </w:pPr>
-            <w:r>
+          <w:tcPr>
+            <w:shd w:fill="E8F8FF" w:val="clear"/>
+          </w:tcPr>
+          <w:p>
+            <w:pPr>
+              <w:pStyle w:val="Compact"/>
+              <w:jc w:val="left"/>
+            </w:pPr>
+            <w:r>
+              <w:rPr>
+                <w:color w:val="1A1A1A"/>
+                <w:sz w:val="19"/>
+              </w:rPr>
               <w:t xml:space="preserve">__________________________________________</w:t>
             </w:r>
           </w:p>
@@ -1823,9 +2705,29 @@
     <w:bookmarkStart w:id="35" w:name="acknowledgement-of-receipt"/>
     <w:p>
       <w:pPr>
+        <w:pBdr>
+          <w:top w:val="single" w:sz="18" w:space="1" w:color="F5A623"/>
+          <w:bottom w:val="single" w:sz="6" w:space="1" w:color="0099CC"/>
+        </w:pBdr>
+        <w:spacing w:before="200" w:after="200"/>
+      </w:pPr>
+    </w:p>
+    <w:p>
+      <w:pPr>
         <w:pStyle w:val="Heading2"/>
-      </w:pPr>
-      <w:r>
+        <w:rPr>
+          <w:color w:val="0099CC"/>
+        </w:rPr>
+        <w:pBdr>
+          <w:bottom w:val="single" w:sz="6" w:space="2" w:color="00BFFF"/>
+        </w:pBdr>
+      </w:pPr>
+      <w:r>
+        <w:rPr>
+          <w:b/>
+          <w:color w:val="0099CC"/>
+          <w:sz w:val="32"/>
+        </w:rPr>
         <w:t xml:space="preserve">ACKNOWLEDGEMENT OF RECEIPT</w:t>
       </w:r>
     </w:p>
@@ -1843,6 +2745,14 @@
         <w:tblW w:type="auto" w:w="0"/>
         <w:tblLook w:firstRow="1" w:lastRow="0" w:firstColumn="0" w:lastColumn="0" w:noHBand="0" w:noVBand="0" w:val="0020"/>
         <w:jc w:val="start"/>
+        <w:tblBorders>
+          <w:top w:val="single" w:sz="4" w:space="0" w:color="B0D4E8"/>
+          <w:left w:val="single" w:sz="4" w:space="0" w:color="B0D4E8"/>
+          <w:bottom w:val="single" w:sz="4" w:space="0" w:color="B0D4E8"/>
+          <w:right w:val="single" w:sz="4" w:space="0" w:color="B0D4E8"/>
+          <w:insideH w:val="single" w:sz="4" w:space="0" w:color="B0D4E8"/>
+          <w:insideV w:val="single" w:sz="4" w:space="0" w:color="B0D4E8"/>
+        </w:tblBorders>
       </w:tblPr>
       <w:tblGrid>
         <w:gridCol w:w="3960"/>
@@ -1853,25 +2763,39 @@
           <w:tblHeader w:val="true"/>
         </w:trPr>
         <w:tc>
-          <w:tcPr/>
-          <w:p>
-            <w:pPr>
-              <w:pStyle w:val="Compact"/>
-              <w:jc w:val="left"/>
-            </w:pPr>
-            <w:r>
+          <w:tcPr>
+            <w:shd w:fill="0099CC" w:val="clear"/>
+          </w:tcPr>
+          <w:p>
+            <w:pPr>
+              <w:pStyle w:val="Compact"/>
+              <w:jc w:val="left"/>
+            </w:pPr>
+            <w:r>
+              <w:rPr>
+                <w:b/>
+                <w:color w:val="FFFFFF"/>
+                <w:sz w:val="20"/>
+              </w:rPr>
               <w:t xml:space="preserve">Field</w:t>
             </w:r>
           </w:p>
         </w:tc>
         <w:tc>
-          <w:tcPr/>
-          <w:p>
-            <w:pPr>
-              <w:pStyle w:val="Compact"/>
-              <w:jc w:val="left"/>
-            </w:pPr>
-            <w:r>
+          <w:tcPr>
+            <w:shd w:fill="0099CC" w:val="clear"/>
+          </w:tcPr>
+          <w:p>
+            <w:pPr>
+              <w:pStyle w:val="Compact"/>
+              <w:jc w:val="left"/>
+            </w:pPr>
+            <w:r>
+              <w:rPr>
+                <w:b/>
+                <w:color w:val="FFFFFF"/>
+                <w:sz w:val="20"/>
+              </w:rPr>
               <w:t xml:space="preserve">Details</w:t>
             </w:r>
           </w:p>
@@ -1879,25 +2803,37 @@
       </w:tr>
       <w:tr>
         <w:tc>
-          <w:tcPr/>
-          <w:p>
-            <w:pPr>
-              <w:pStyle w:val="Compact"/>
-              <w:jc w:val="left"/>
-            </w:pPr>
-            <w:r>
+          <w:tcPr>
+            <w:shd w:fill="FFFFFF" w:val="clear"/>
+          </w:tcPr>
+          <w:p>
+            <w:pPr>
+              <w:pStyle w:val="Compact"/>
+              <w:jc w:val="left"/>
+            </w:pPr>
+            <w:r>
+              <w:rPr>
+                <w:color w:val="1A1A1A"/>
+                <w:sz w:val="19"/>
+              </w:rPr>
               <w:t xml:space="preserve">Name</w:t>
             </w:r>
           </w:p>
         </w:tc>
         <w:tc>
-          <w:tcPr/>
-          <w:p>
-            <w:pPr>
-              <w:pStyle w:val="Compact"/>
-              <w:jc w:val="left"/>
-            </w:pPr>
-            <w:r>
+          <w:tcPr>
+            <w:shd w:fill="FFFFFF" w:val="clear"/>
+          </w:tcPr>
+          <w:p>
+            <w:pPr>
+              <w:pStyle w:val="Compact"/>
+              <w:jc w:val="left"/>
+            </w:pPr>
+            <w:r>
+              <w:rPr>
+                <w:color w:val="1A1A1A"/>
+                <w:sz w:val="19"/>
+              </w:rPr>
               <w:t xml:space="preserve">__________________________________________</w:t>
             </w:r>
           </w:p>
@@ -1905,25 +2841,37 @@
       </w:tr>
       <w:tr>
         <w:tc>
-          <w:tcPr/>
-          <w:p>
-            <w:pPr>
-              <w:pStyle w:val="Compact"/>
-              <w:jc w:val="left"/>
-            </w:pPr>
-            <w:r>
+          <w:tcPr>
+            <w:shd w:fill="E8F8FF" w:val="clear"/>
+          </w:tcPr>
+          <w:p>
+            <w:pPr>
+              <w:pStyle w:val="Compact"/>
+              <w:jc w:val="left"/>
+            </w:pPr>
+            <w:r>
+              <w:rPr>
+                <w:color w:val="1A1A1A"/>
+                <w:sz w:val="19"/>
+              </w:rPr>
               <w:t xml:space="preserve">Signature</w:t>
             </w:r>
           </w:p>
         </w:tc>
         <w:tc>
-          <w:tcPr/>
-          <w:p>
-            <w:pPr>
-              <w:pStyle w:val="Compact"/>
-              <w:jc w:val="left"/>
-            </w:pPr>
-            <w:r>
+          <w:tcPr>
+            <w:shd w:fill="E8F8FF" w:val="clear"/>
+          </w:tcPr>
+          <w:p>
+            <w:pPr>
+              <w:pStyle w:val="Compact"/>
+              <w:jc w:val="left"/>
+            </w:pPr>
+            <w:r>
+              <w:rPr>
+                <w:color w:val="1A1A1A"/>
+                <w:sz w:val="19"/>
+              </w:rPr>
               <w:t xml:space="preserve">__________________________________________</w:t>
             </w:r>
           </w:p>
@@ -1931,25 +2879,37 @@
       </w:tr>
       <w:tr>
         <w:tc>
-          <w:tcPr/>
-          <w:p>
-            <w:pPr>
-              <w:pStyle w:val="Compact"/>
-              <w:jc w:val="left"/>
-            </w:pPr>
-            <w:r>
+          <w:tcPr>
+            <w:shd w:fill="FFFFFF" w:val="clear"/>
+          </w:tcPr>
+          <w:p>
+            <w:pPr>
+              <w:pStyle w:val="Compact"/>
+              <w:jc w:val="left"/>
+            </w:pPr>
+            <w:r>
+              <w:rPr>
+                <w:color w:val="1A1A1A"/>
+                <w:sz w:val="19"/>
+              </w:rPr>
               <w:t xml:space="preserve">Date</w:t>
             </w:r>
           </w:p>
         </w:tc>
         <w:tc>
-          <w:tcPr/>
-          <w:p>
-            <w:pPr>
-              <w:pStyle w:val="Compact"/>
-              <w:jc w:val="left"/>
-            </w:pPr>
-            <w:r>
+          <w:tcPr>
+            <w:shd w:fill="FFFFFF" w:val="clear"/>
+          </w:tcPr>
+          <w:p>
+            <w:pPr>
+              <w:pStyle w:val="Compact"/>
+              <w:jc w:val="left"/>
+            </w:pPr>
+            <w:r>
+              <w:rPr>
+                <w:color w:val="1A1A1A"/>
+                <w:sz w:val="19"/>
+              </w:rPr>
               <w:t xml:space="preserve">__________________________________________</w:t>
             </w:r>
           </w:p>
@@ -1967,9 +2927,29 @@
     <w:bookmarkStart w:id="36" w:name="terms-and-conditions"/>
     <w:p>
       <w:pPr>
+        <w:pBdr>
+          <w:top w:val="single" w:sz="18" w:space="1" w:color="F5A623"/>
+          <w:bottom w:val="single" w:sz="6" w:space="1" w:color="0099CC"/>
+        </w:pBdr>
+        <w:spacing w:before="200" w:after="200"/>
+      </w:pPr>
+    </w:p>
+    <w:p>
+      <w:pPr>
         <w:pStyle w:val="Heading2"/>
-      </w:pPr>
-      <w:r>
+        <w:rPr>
+          <w:color w:val="0099CC"/>
+        </w:rPr>
+        <w:pBdr>
+          <w:bottom w:val="single" w:sz="6" w:space="2" w:color="00BFFF"/>
+        </w:pBdr>
+      </w:pPr>
+      <w:r>
+        <w:rPr>
+          <w:b/>
+          <w:color w:val="0099CC"/>
+          <w:sz w:val="32"/>
+        </w:rPr>
         <w:t xml:space="preserve">TERMS AND CONDITIONS</w:t>
       </w:r>
     </w:p>
@@ -2086,6 +3066,29 @@
         <w:right w:val="single" w:sz="18" w:space="24" w:color="E08A00"/>
       </w:pgBorders>
     </w:sectPr>
+    <w:p>
+      <w:pPr>
+        <w:pBdr>
+          <w:top w:val="single" w:sz="36" w:space="1" w:color="F5A623"/>
+          <w:bottom w:val="single" w:sz="12" w:space="0" w:color="00BFFF"/>
+        </w:pBdr>
+        <w:spacing w:before="300" w:after="0"/>
+      </w:pPr>
+    </w:p>
+    <w:p>
+      <w:pPr>
+        <w:jc w:val="center"/>
+        <w:spacing w:before="60" w:after="0"/>
+      </w:pPr>
+      <w:r>
+        <w:rPr>
+          <w:color w:val="0099CC"/>
+          <w:sz w:val="16"/>
+          <w:szCs w:val="16"/>
+        </w:rPr>
+        <w:t xml:space="preserve">PECH Group Holdings Ltd  |  Lagos, Nigeria  |  pechgroupholdings.tech</w:t>
+      </w:r>
+    </w:p>
   </w:body>
 </w:document>
 </file>

--- a/business_documents/PECH_PETTY_CASH_VOUCHER.docx
+++ b/business_documents/PECH_PETTY_CASH_VOUCHER.docx
@@ -58,71 +58,34 @@
         <w:spacing w:after="0"/>
       </w:pPr>
     </w:p>
-    <w:bookmarkStart w:id="37" w:name="pech-group-holdings-ltd"/>
-    <w:p>
-      <w:pPr>
-        <w:pStyle w:val="Heading1"/>
-        <w:rPr>
-          <w:color w:val="0099CC"/>
-        </w:rPr>
-        <w:pBdr>
-          <w:bottom w:val="single" w:sz="18" w:space="2" w:color="F5A623"/>
-        </w:pBdr>
-      </w:pPr>
-      <w:r>
-        <w:rPr>
-          <w:b/>
-          <w:color w:val="0099CC"/>
-          <w:sz w:val="44"/>
-        </w:rPr>
-        <w:t xml:space="preserve">PECH GROUP HOLDINGS LTD</w:t>
-      </w:r>
-    </w:p>
-    <w:bookmarkStart w:id="22" w:name="petty-cash-voucher"/>
-    <w:p>
-      <w:pPr>
-        <w:pBdr>
-          <w:top w:val="single" w:sz="18" w:space="1" w:color="F5A623"/>
-          <w:bottom w:val="single" w:sz="6" w:space="1" w:color="0099CC"/>
-        </w:pBdr>
-        <w:spacing w:before="200" w:after="200"/>
-      </w:pPr>
-    </w:p>
-    <w:p>
-      <w:pPr>
-        <w:pStyle w:val="Heading2"/>
-        <w:rPr>
-          <w:color w:val="0099CC"/>
-        </w:rPr>
-        <w:pBdr>
-          <w:bottom w:val="single" w:sz="6" w:space="2" w:color="00BFFF"/>
-        </w:pBdr>
-      </w:pPr>
-      <w:r>
-        <w:rPr>
-          <w:b/>
-          <w:color w:val="0099CC"/>
-          <w:sz w:val="32"/>
-        </w:rPr>
+    <w:p>
+      <w:pPr>
+        <w:pStyle w:val="FirstParagraph"/>
+      </w:pPr>
+      <w:r>
+        <w:t xml:space="preserve">💳</w:t>
+      </w:r>
+    </w:p>
+    <w:p>
+      <w:pPr>
+        <w:pStyle w:val="BodyText"/>
+      </w:pPr>
+      <w:r>
         <w:t xml:space="preserve">PETTY CASH VOUCHER</w:t>
       </w:r>
     </w:p>
-    <w:bookmarkStart w:id="21" w:name="confidential"/>
-    <w:p>
-      <w:pPr>
-        <w:pStyle w:val="Heading3"/>
-        <w:rPr>
-          <w:color w:val="E08A00"/>
-        </w:rPr>
-      </w:pPr>
-      <w:r>
-        <w:rPr>
-          <w:b/>
-          <w:color w:val="E08A00"/>
-          <w:sz w:val="26"/>
-        </w:rPr>
-        <w:t xml:space="preserve">CONFIDENTIAL</w:t>
-      </w:r>
+    <w:p>
+      <w:pPr>
+        <w:pStyle w:val="BodyText"/>
+      </w:pPr>
+      <w:r>
+        <w:t xml:space="preserve"> </w:t>
+      </w:r>
+    </w:p>
+    <w:p>
+      <w:pPr>
+        <w:pStyle w:val="BodyText"/>
+      </w:pPr>
     </w:p>
     <w:p>
       <w:r>
@@ -131,98 +94,7 @@
         </w:pict>
       </w:r>
     </w:p>
-    <w:p>
-      <w:pPr>
-        <w:pStyle w:val="FirstParagraph"/>
-      </w:pPr>
-      <w:r>
-        <w:rPr>
-          <w:bCs/>
-          <w:b/>
-        </w:rPr>
-        <w:t xml:space="preserve">PECH Group Holdings Ltd</w:t>
-      </w:r>
-      <w:r>
-        <w:t xml:space="preserve"> </w:t>
-      </w:r>
-      <w:r>
-        <w:t xml:space="preserve">Lagos, Nigeria</w:t>
-      </w:r>
-      <w:r>
-        <w:t xml:space="preserve"> </w:t>
-      </w:r>
-      <w:r>
-        <w:t xml:space="preserve">Website:</w:t>
-      </w:r>
-      <w:r>
-        <w:t xml:space="preserve"> </w:t>
-      </w:r>
-      <w:hyperlink r:id="rId20">
-        <w:r>
-          <w:rPr>
-            <w:rStyle w:val="Hyperlink"/>
-          </w:rPr>
-          <w:t xml:space="preserve">pechgroupholdings.tech</w:t>
-        </w:r>
-      </w:hyperlink>
-    </w:p>
-    <w:p>
-      <w:pPr>
-        <w:pStyle w:val="BodyText"/>
-      </w:pPr>
-      <w:r>
-        <w:rPr>
-          <w:bCs/>
-          <w:b/>
-        </w:rPr>
-        <w:t xml:space="preserve">Document Reference:</w:t>
-      </w:r>
-      <w:r>
-        <w:t xml:space="preserve"> </w:t>
-      </w:r>
-      <w:r>
-        <w:t xml:space="preserve">PCV-[YYYY]-[NNNN]</w:t>
-      </w:r>
-    </w:p>
-    <w:p>
-      <w:r>
-        <w:pict>
-          <v:rect style="width:0;height:1.5pt" o:hralign="center" o:hrstd="t" o:hr="t"/>
-        </w:pict>
-      </w:r>
-    </w:p>
-    <w:p>
-      <w:pPr>
-        <w:pStyle w:val="BlockText"/>
-        <w:pBdr>
-          <w:left w:val="single" w:sz="24" w:space="6" w:color="F5A623"/>
-        </w:pBdr>
-        <w:shd w:fill="FFF8E1" w:val="clear"/>
-      </w:pPr>
-      <w:r>
-        <w:rPr>
-          <w:bCs/>
-          <w:b/>
-        </w:rPr>
-        <w:t xml:space="preserve">NOTICE:</w:t>
-      </w:r>
-      <w:r>
-        <w:t xml:space="preserve"> </w:t>
-      </w:r>
-      <w:r>
-        <w:t xml:space="preserve">The maximum amount that may be disbursed under a single petty cash voucher is Fifty Thousand Naira (NGN 50,000.00). Any expense exceeding this limit must be processed through the standard Payment Voucher (PV) system.</w:t>
-      </w:r>
-    </w:p>
-    <w:p>
-      <w:r>
-        <w:pict>
-          <v:rect style="width:0;height:1.5pt" o:hralign="center" o:hrstd="t" o:hr="t"/>
-        </w:pict>
-      </w:r>
-    </w:p>
-    <w:bookmarkEnd w:id="21"/>
-    <w:bookmarkEnd w:id="22"/>
-    <w:bookmarkStart w:id="23" w:name="voucher-details"/>
+    <w:bookmarkStart w:id="20" w:name="voucher-details"/>
     <w:p>
       <w:pPr>
         <w:pBdr>
@@ -511,8 +383,8 @@
         </w:pict>
       </w:r>
     </w:p>
-    <w:bookmarkEnd w:id="23"/>
-    <w:bookmarkStart w:id="25" w:name="expense-details"/>
+    <w:bookmarkEnd w:id="20"/>
+    <w:bookmarkStart w:id="22" w:name="expense-details"/>
     <w:p>
       <w:pPr>
         <w:pBdr>
@@ -541,7 +413,7 @@
         <w:t xml:space="preserve">EXPENSE DETAILS</w:t>
       </w:r>
     </w:p>
-    <w:bookmarkStart w:id="24" w:name="purpose-description-of-expense"/>
+    <w:bookmarkStart w:id="21" w:name="purpose-description-of-expense"/>
     <w:p>
       <w:pPr>
         <w:pStyle w:val="Heading3"/>
@@ -586,9 +458,9 @@
         </w:pict>
       </w:r>
     </w:p>
-    <w:bookmarkEnd w:id="24"/>
-    <w:bookmarkEnd w:id="25"/>
-    <w:bookmarkStart w:id="26" w:name="expense-breakdown"/>
+    <w:bookmarkEnd w:id="21"/>
+    <w:bookmarkEnd w:id="22"/>
+    <w:bookmarkStart w:id="23" w:name="expense-breakdown"/>
     <w:p>
       <w:pPr>
         <w:pBdr>
@@ -907,8 +779,8 @@
         </w:pict>
       </w:r>
     </w:p>
-    <w:bookmarkEnd w:id="26"/>
-    <w:bookmarkStart w:id="27" w:name="expense-summary"/>
+    <w:bookmarkEnd w:id="23"/>
+    <w:bookmarkStart w:id="24" w:name="expense-summary"/>
     <w:p>
       <w:pPr>
         <w:pBdr>
@@ -1078,8 +950,8 @@
         </w:pict>
       </w:r>
     </w:p>
-    <w:bookmarkEnd w:id="27"/>
-    <w:bookmarkStart w:id="28" w:name="expense-category"/>
+    <w:bookmarkEnd w:id="24"/>
+    <w:bookmarkStart w:id="25" w:name="expense-category"/>
     <w:p>
       <w:pPr>
         <w:pBdr>
@@ -1235,8 +1107,8 @@
         </w:pict>
       </w:r>
     </w:p>
-    <w:bookmarkEnd w:id="28"/>
-    <w:bookmarkStart w:id="29" w:name="receipts-supporting-documents"/>
+    <w:bookmarkEnd w:id="25"/>
+    <w:bookmarkStart w:id="26" w:name="receipts-supporting-documents"/>
     <w:p>
       <w:pPr>
         <w:pBdr>
@@ -1713,8 +1585,8 @@
         </w:pict>
       </w:r>
     </w:p>
-    <w:bookmarkEnd w:id="29"/>
-    <w:bookmarkStart w:id="30" w:name="Xfc2dc026f1f971fe8b7c0a7376eb538744af594"/>
+    <w:bookmarkEnd w:id="26"/>
+    <w:bookmarkStart w:id="27" w:name="Xfc2dc026f1f971fe8b7c0a7376eb538744af594"/>
     <w:p>
       <w:pPr>
         <w:pBdr>
@@ -1927,8 +1799,8 @@
         </w:pict>
       </w:r>
     </w:p>
-    <w:bookmarkEnd w:id="30"/>
-    <w:bookmarkStart w:id="34" w:name="approval-chain"/>
+    <w:bookmarkEnd w:id="27"/>
+    <w:bookmarkStart w:id="31" w:name="approval-chain"/>
     <w:p>
       <w:pPr>
         <w:pBdr>
@@ -1957,7 +1829,7 @@
         <w:t xml:space="preserve">APPROVAL CHAIN</w:t>
       </w:r>
     </w:p>
-    <w:bookmarkStart w:id="31" w:name="requested-by"/>
+    <w:bookmarkStart w:id="28" w:name="requested-by"/>
     <w:p>
       <w:pPr>
         <w:pStyle w:val="Heading3"/>
@@ -2227,8 +2099,8 @@
         </w:tc>
       </w:tr>
     </w:tbl>
-    <w:bookmarkEnd w:id="31"/>
-    <w:bookmarkStart w:id="32" w:name="approved-by-supervisor-line-manager"/>
+    <w:bookmarkEnd w:id="28"/>
+    <w:bookmarkStart w:id="29" w:name="approved-by-supervisor-line-manager"/>
     <w:p>
       <w:pPr>
         <w:pStyle w:val="Heading3"/>
@@ -2460,8 +2332,8 @@
         </w:tc>
       </w:tr>
     </w:tbl>
-    <w:bookmarkEnd w:id="32"/>
-    <w:bookmarkStart w:id="33" w:name="paid-by-petty-cash-custodian-accountant"/>
+    <w:bookmarkEnd w:id="29"/>
+    <w:bookmarkStart w:id="30" w:name="paid-by-petty-cash-custodian-accountant"/>
     <w:p>
       <w:pPr>
         <w:pStyle w:val="Heading3"/>
@@ -2700,9 +2572,9 @@
         </w:pict>
       </w:r>
     </w:p>
-    <w:bookmarkEnd w:id="33"/>
-    <w:bookmarkEnd w:id="34"/>
-    <w:bookmarkStart w:id="35" w:name="acknowledgement-of-receipt"/>
+    <w:bookmarkEnd w:id="30"/>
+    <w:bookmarkEnd w:id="31"/>
+    <w:bookmarkStart w:id="32" w:name="acknowledgement-of-receipt"/>
     <w:p>
       <w:pPr>
         <w:pBdr>
@@ -2923,8 +2795,8 @@
         </w:pict>
       </w:r>
     </w:p>
-    <w:bookmarkEnd w:id="35"/>
-    <w:bookmarkStart w:id="36" w:name="terms-and-conditions"/>
+    <w:bookmarkEnd w:id="32"/>
+    <w:bookmarkStart w:id="33" w:name="terms-and-conditions"/>
     <w:p>
       <w:pPr>
         <w:pBdr>
@@ -3056,16 +2928,8 @@
         <w:t xml:space="preserve">This petty cash voucher is an internal document of PECH Group Holdings Ltd, Lagos, Nigeria. For authorized use only.</w:t>
       </w:r>
     </w:p>
-    <w:bookmarkEnd w:id="36"/>
-    <w:bookmarkEnd w:id="37"/>
-    <w:sectPr>
-      <w:pgBorders w:offsetFrom="page">
-        <w:top w:val="single" w:sz="18" w:space="24" w:color="00BFFF"/>
-        <w:left w:val="single" w:sz="18" w:space="24" w:color="0099CC"/>
-        <w:bottom w:val="single" w:sz="18" w:space="24" w:color="F5A623"/>
-        <w:right w:val="single" w:sz="18" w:space="24" w:color="E08A00"/>
-      </w:pgBorders>
-    </w:sectPr>
+    <w:bookmarkEnd w:id="33"/>
+    <w:sectPr/>
     <w:p>
       <w:pPr>
         <w:pBdr>
